--- a/Филимонов А. В/Фильтрация сингулярным разложением.docx
+++ b/Филимонов А. В/Фильтрация сингулярным разложением.docx
@@ -2,52 +2,1232 @@
 <file path=word/document.xml><?xml version="1.0" encoding="utf-8"?>
 <w:document xmlns:wpc="http://schemas.microsoft.com/office/word/2010/wordprocessingCanvas" xmlns:cx="http://schemas.microsoft.com/office/drawing/2014/chartex" xmlns:cx1="http://schemas.microsoft.com/office/drawing/2015/9/8/chartex" xmlns:cx2="http://schemas.microsoft.com/office/drawing/2015/10/21/chartex" xmlns:cx3="http://schemas.microsoft.com/office/drawing/2016/5/9/chartex" xmlns:cx4="http://schemas.microsoft.com/office/drawing/2016/5/10/chartex" xmlns:cx5="http://schemas.microsoft.com/office/drawing/2016/5/11/chartex" xmlns:cx6="http://schemas.microsoft.com/office/drawing/2016/5/12/chartex" xmlns:cx7="http://schemas.microsoft.com/office/drawing/2016/5/13/chartex" xmlns:cx8="http://schemas.microsoft.com/office/drawing/2016/5/14/chartex" xmlns:mc="http://schemas.openxmlformats.org/markup-compatibility/2006" xmlns:aink="http://schemas.microsoft.com/office/drawing/2016/ink" xmlns:am3d="http://schemas.microsoft.com/office/drawing/2017/model3d" xmlns:o="urn:schemas-microsoft-com:office:office" xmlns:oel="http://schemas.microsoft.com/office/2019/extlst" xmlns:r="http://schemas.openxmlformats.org/officeDocument/2006/relationships" xmlns:m="http://schemas.openxmlformats.org/officeDocument/2006/math" xmlns:v="urn:schemas-microsoft-com:vml" xmlns:wp14="http://schemas.microsoft.com/office/word/2010/wordprocessingDrawing" xmlns:wp="http://schemas.openxmlformats.org/drawingml/2006/wordprocessingDrawing" xmlns:w10="urn:schemas-microsoft-com:office:word" xmlns:w="http://schemas.openxmlformats.org/wordprocessingml/2006/main" xmlns:w14="http://schemas.microsoft.com/office/word/2010/wordml" xmlns:w15="http://schemas.microsoft.com/office/word/2012/wordml" xmlns:w16cex="http://schemas.microsoft.com/office/word/2018/wordml/cex" xmlns:w16cid="http://schemas.microsoft.com/office/word/2016/wordml/cid" xmlns:w16="http://schemas.microsoft.com/office/word/2018/wordml" xmlns:w16du="http://schemas.microsoft.com/office/word/2023/wordml/word16du" xmlns:w16sdtdh="http://schemas.microsoft.com/office/word/2020/wordml/sdtdatahash" xmlns:w16sdtfl="http://schemas.microsoft.com/office/word/2024/wordml/sdtformatlock" xmlns:w16se="http://schemas.microsoft.com/office/word/2015/wordml/symex" xmlns:wpg="http://schemas.microsoft.com/office/word/2010/wordprocessingGroup" xmlns:wpi="http://schemas.microsoft.com/office/word/2010/wordprocessingInk" xmlns:wne="http://schemas.microsoft.com/office/word/2006/wordml" xmlns:wps="http://schemas.microsoft.com/office/word/2010/wordprocessingShape" mc:Ignorable="w14 w15 w16se w16cid w16 w16cex w16sdtdh w16sdtfl w16du wp14">
   <w:body>
+    <w:bookmarkStart w:id="0" w:name="bm_1_определение" w:displacedByCustomXml="next"/>
+    <w:sdt>
+      <w:sdtPr>
+        <w:id w:val="432636565"/>
+        <w:docPartObj>
+          <w:docPartGallery w:val="Table of Contents"/>
+          <w:docPartUnique/>
+        </w:docPartObj>
+      </w:sdtPr>
+      <w:sdtEndPr>
+        <w:rPr>
+          <w:rFonts w:ascii="Times New Roman" w:eastAsiaTheme="minorHAnsi" w:hAnsi="Times New Roman" w:cstheme="minorBidi"/>
+          <w:b/>
+          <w:bCs/>
+          <w:color w:val="auto"/>
+          <w:sz w:val="24"/>
+          <w:szCs w:val="22"/>
+        </w:rPr>
+      </w:sdtEndPr>
+      <w:sdtContent>
+        <w:p>
+          <w:pPr>
+            <w:pStyle w:val="a3"/>
+          </w:pPr>
+          <w:r>
+            <w:t>Оглавление</w:t>
+          </w:r>
+        </w:p>
+        <w:p>
+          <w:pPr>
+            <w:pStyle w:val="15"/>
+            <w:tabs>
+              <w:tab w:val="right" w:leader="dot" w:pos="9345"/>
+            </w:tabs>
+            <w:rPr>
+              <w:noProof/>
+            </w:rPr>
+          </w:pPr>
+          <w:r>
+            <w:fldChar w:fldCharType="begin"/>
+          </w:r>
+          <w:r>
+            <w:instrText xml:space="preserve"> TOC \o "1-3" \h \z \u </w:instrText>
+          </w:r>
+          <w:r>
+            <w:fldChar w:fldCharType="separate"/>
+          </w:r>
+          <w:hyperlink w:anchor="_Toc226335113" w:history="1">
+            <w:r>
+              <w:rPr>
+                <w:rStyle w:val="ad"/>
+                <w:rFonts w:eastAsia="Georgia"/>
+                <w:noProof/>
+              </w:rPr>
+              <w:t>1.Определения</w:t>
+            </w:r>
+            <w:r>
+              <w:rPr>
+                <w:noProof/>
+                <w:webHidden/>
+              </w:rPr>
+              <w:tab/>
+            </w:r>
+            <w:r>
+              <w:rPr>
+                <w:noProof/>
+                <w:webHidden/>
+              </w:rPr>
+              <w:fldChar w:fldCharType="begin"/>
+            </w:r>
+            <w:r>
+              <w:rPr>
+                <w:noProof/>
+                <w:webHidden/>
+              </w:rPr>
+              <w:instrText xml:space="preserve"> PAGEREF _Toc226335113 \h </w:instrText>
+            </w:r>
+            <w:r>
+              <w:rPr>
+                <w:noProof/>
+                <w:webHidden/>
+              </w:rPr>
+            </w:r>
+            <w:r>
+              <w:rPr>
+                <w:noProof/>
+                <w:webHidden/>
+              </w:rPr>
+              <w:fldChar w:fldCharType="separate"/>
+            </w:r>
+            <w:r>
+              <w:rPr>
+                <w:noProof/>
+                <w:webHidden/>
+              </w:rPr>
+              <w:t>2</w:t>
+            </w:r>
+            <w:r>
+              <w:rPr>
+                <w:noProof/>
+                <w:webHidden/>
+              </w:rPr>
+              <w:fldChar w:fldCharType="end"/>
+            </w:r>
+          </w:hyperlink>
+        </w:p>
+        <w:p>
+          <w:pPr>
+            <w:pStyle w:val="25"/>
+            <w:tabs>
+              <w:tab w:val="right" w:leader="dot" w:pos="9345"/>
+            </w:tabs>
+            <w:rPr>
+              <w:noProof/>
+            </w:rPr>
+          </w:pPr>
+          <w:hyperlink w:anchor="_Toc226335114" w:history="1">
+            <w:r>
+              <w:rPr>
+                <w:rStyle w:val="ad"/>
+                <w:noProof/>
+              </w:rPr>
+              <w:t>1.1 Собственные значения и вектора матрицы</w:t>
+            </w:r>
+            <w:r>
+              <w:rPr>
+                <w:noProof/>
+                <w:webHidden/>
+              </w:rPr>
+              <w:tab/>
+            </w:r>
+            <w:r>
+              <w:rPr>
+                <w:noProof/>
+                <w:webHidden/>
+              </w:rPr>
+              <w:fldChar w:fldCharType="begin"/>
+            </w:r>
+            <w:r>
+              <w:rPr>
+                <w:noProof/>
+                <w:webHidden/>
+              </w:rPr>
+              <w:instrText xml:space="preserve"> PAGEREF _Toc226335114 \h </w:instrText>
+            </w:r>
+            <w:r>
+              <w:rPr>
+                <w:noProof/>
+                <w:webHidden/>
+              </w:rPr>
+            </w:r>
+            <w:r>
+              <w:rPr>
+                <w:noProof/>
+                <w:webHidden/>
+              </w:rPr>
+              <w:fldChar w:fldCharType="separate"/>
+            </w:r>
+            <w:r>
+              <w:rPr>
+                <w:noProof/>
+                <w:webHidden/>
+              </w:rPr>
+              <w:t>2</w:t>
+            </w:r>
+            <w:r>
+              <w:rPr>
+                <w:noProof/>
+                <w:webHidden/>
+              </w:rPr>
+              <w:fldChar w:fldCharType="end"/>
+            </w:r>
+          </w:hyperlink>
+        </w:p>
+        <w:p>
+          <w:pPr>
+            <w:pStyle w:val="33"/>
+            <w:tabs>
+              <w:tab w:val="right" w:leader="dot" w:pos="9345"/>
+            </w:tabs>
+            <w:rPr>
+              <w:noProof/>
+            </w:rPr>
+          </w:pPr>
+          <w:hyperlink w:anchor="_Toc226335115" w:history="1">
+            <w:r>
+              <w:rPr>
+                <w:rStyle w:val="ad"/>
+                <w:noProof/>
+                <w:lang w:eastAsia="ru-RU"/>
+              </w:rPr>
+              <w:t>1.1.1 Теоретическая часть</w:t>
+            </w:r>
+            <w:r>
+              <w:rPr>
+                <w:noProof/>
+                <w:webHidden/>
+              </w:rPr>
+              <w:tab/>
+            </w:r>
+            <w:r>
+              <w:rPr>
+                <w:noProof/>
+                <w:webHidden/>
+              </w:rPr>
+              <w:fldChar w:fldCharType="begin"/>
+            </w:r>
+            <w:r>
+              <w:rPr>
+                <w:noProof/>
+                <w:webHidden/>
+              </w:rPr>
+              <w:instrText xml:space="preserve"> PAGEREF _Toc226335115 \h </w:instrText>
+            </w:r>
+            <w:r>
+              <w:rPr>
+                <w:noProof/>
+                <w:webHidden/>
+              </w:rPr>
+            </w:r>
+            <w:r>
+              <w:rPr>
+                <w:noProof/>
+                <w:webHidden/>
+              </w:rPr>
+              <w:fldChar w:fldCharType="separate"/>
+            </w:r>
+            <w:r>
+              <w:rPr>
+                <w:noProof/>
+                <w:webHidden/>
+              </w:rPr>
+              <w:t>2</w:t>
+            </w:r>
+            <w:r>
+              <w:rPr>
+                <w:noProof/>
+                <w:webHidden/>
+              </w:rPr>
+              <w:fldChar w:fldCharType="end"/>
+            </w:r>
+          </w:hyperlink>
+        </w:p>
+        <w:p>
+          <w:pPr>
+            <w:pStyle w:val="33"/>
+            <w:tabs>
+              <w:tab w:val="right" w:leader="dot" w:pos="9345"/>
+            </w:tabs>
+            <w:rPr>
+              <w:noProof/>
+            </w:rPr>
+          </w:pPr>
+          <w:hyperlink w:anchor="_Toc226335116" w:history="1">
+            <w:r>
+              <w:rPr>
+                <w:rStyle w:val="ad"/>
+                <w:noProof/>
+                <w:lang w:eastAsia="ru-RU"/>
+              </w:rPr>
+              <w:t>1.1.2 Пример</w:t>
+            </w:r>
+            <w:r>
+              <w:rPr>
+                <w:noProof/>
+                <w:webHidden/>
+              </w:rPr>
+              <w:tab/>
+            </w:r>
+            <w:r>
+              <w:rPr>
+                <w:noProof/>
+                <w:webHidden/>
+              </w:rPr>
+              <w:fldChar w:fldCharType="begin"/>
+            </w:r>
+            <w:r>
+              <w:rPr>
+                <w:noProof/>
+                <w:webHidden/>
+              </w:rPr>
+              <w:instrText xml:space="preserve"> PAGEREF _Toc226335116 \h </w:instrText>
+            </w:r>
+            <w:r>
+              <w:rPr>
+                <w:noProof/>
+                <w:webHidden/>
+              </w:rPr>
+            </w:r>
+            <w:r>
+              <w:rPr>
+                <w:noProof/>
+                <w:webHidden/>
+              </w:rPr>
+              <w:fldChar w:fldCharType="separate"/>
+            </w:r>
+            <w:r>
+              <w:rPr>
+                <w:noProof/>
+                <w:webHidden/>
+              </w:rPr>
+              <w:t>3</w:t>
+            </w:r>
+            <w:r>
+              <w:rPr>
+                <w:noProof/>
+                <w:webHidden/>
+              </w:rPr>
+              <w:fldChar w:fldCharType="end"/>
+            </w:r>
+          </w:hyperlink>
+        </w:p>
+        <w:p>
+          <w:pPr>
+            <w:pStyle w:val="25"/>
+            <w:tabs>
+              <w:tab w:val="right" w:leader="dot" w:pos="9345"/>
+            </w:tabs>
+            <w:rPr>
+              <w:noProof/>
+            </w:rPr>
+          </w:pPr>
+          <w:hyperlink w:anchor="_Toc226335117" w:history="1">
+            <w:r>
+              <w:rPr>
+                <w:rStyle w:val="ad"/>
+                <w:noProof/>
+              </w:rPr>
+              <w:t>1.2 Сингулярное разложение</w:t>
+            </w:r>
+            <w:r>
+              <w:rPr>
+                <w:noProof/>
+                <w:webHidden/>
+              </w:rPr>
+              <w:tab/>
+            </w:r>
+            <w:r>
+              <w:rPr>
+                <w:noProof/>
+                <w:webHidden/>
+              </w:rPr>
+              <w:fldChar w:fldCharType="begin"/>
+            </w:r>
+            <w:r>
+              <w:rPr>
+                <w:noProof/>
+                <w:webHidden/>
+              </w:rPr>
+              <w:instrText xml:space="preserve"> PAGEREF _Toc226335117 \h </w:instrText>
+            </w:r>
+            <w:r>
+              <w:rPr>
+                <w:noProof/>
+                <w:webHidden/>
+              </w:rPr>
+            </w:r>
+            <w:r>
+              <w:rPr>
+                <w:noProof/>
+                <w:webHidden/>
+              </w:rPr>
+              <w:fldChar w:fldCharType="separate"/>
+            </w:r>
+            <w:r>
+              <w:rPr>
+                <w:noProof/>
+                <w:webHidden/>
+              </w:rPr>
+              <w:t>4</w:t>
+            </w:r>
+            <w:r>
+              <w:rPr>
+                <w:noProof/>
+                <w:webHidden/>
+              </w:rPr>
+              <w:fldChar w:fldCharType="end"/>
+            </w:r>
+          </w:hyperlink>
+        </w:p>
+        <w:p>
+          <w:pPr>
+            <w:pStyle w:val="33"/>
+            <w:tabs>
+              <w:tab w:val="right" w:leader="dot" w:pos="9345"/>
+            </w:tabs>
+            <w:rPr>
+              <w:noProof/>
+            </w:rPr>
+          </w:pPr>
+          <w:hyperlink w:anchor="_Toc226335118" w:history="1">
+            <w:r>
+              <w:rPr>
+                <w:rStyle w:val="ad"/>
+                <w:noProof/>
+              </w:rPr>
+              <w:t>1.2.1 Определение</w:t>
+            </w:r>
+            <w:r>
+              <w:rPr>
+                <w:noProof/>
+                <w:webHidden/>
+              </w:rPr>
+              <w:tab/>
+            </w:r>
+            <w:r>
+              <w:rPr>
+                <w:noProof/>
+                <w:webHidden/>
+              </w:rPr>
+              <w:fldChar w:fldCharType="begin"/>
+            </w:r>
+            <w:r>
+              <w:rPr>
+                <w:noProof/>
+                <w:webHidden/>
+              </w:rPr>
+              <w:instrText xml:space="preserve"> PAGEREF _Toc226335118 \h </w:instrText>
+            </w:r>
+            <w:r>
+              <w:rPr>
+                <w:noProof/>
+                <w:webHidden/>
+              </w:rPr>
+            </w:r>
+            <w:r>
+              <w:rPr>
+                <w:noProof/>
+                <w:webHidden/>
+              </w:rPr>
+              <w:fldChar w:fldCharType="separate"/>
+            </w:r>
+            <w:r>
+              <w:rPr>
+                <w:noProof/>
+                <w:webHidden/>
+              </w:rPr>
+              <w:t>4</w:t>
+            </w:r>
+            <w:r>
+              <w:rPr>
+                <w:noProof/>
+                <w:webHidden/>
+              </w:rPr>
+              <w:fldChar w:fldCharType="end"/>
+            </w:r>
+          </w:hyperlink>
+        </w:p>
+        <w:p>
+          <w:pPr>
+            <w:pStyle w:val="33"/>
+            <w:tabs>
+              <w:tab w:val="right" w:leader="dot" w:pos="9345"/>
+            </w:tabs>
+            <w:rPr>
+              <w:noProof/>
+            </w:rPr>
+          </w:pPr>
+          <w:hyperlink w:anchor="_Toc226335119" w:history="1">
+            <w:r>
+              <w:rPr>
+                <w:rStyle w:val="ad"/>
+                <w:noProof/>
+              </w:rPr>
+              <w:t>1.2.2 Пример</w:t>
+            </w:r>
+            <w:r>
+              <w:rPr>
+                <w:noProof/>
+                <w:webHidden/>
+              </w:rPr>
+              <w:tab/>
+            </w:r>
+            <w:r>
+              <w:rPr>
+                <w:noProof/>
+                <w:webHidden/>
+              </w:rPr>
+              <w:fldChar w:fldCharType="begin"/>
+            </w:r>
+            <w:r>
+              <w:rPr>
+                <w:noProof/>
+                <w:webHidden/>
+              </w:rPr>
+              <w:instrText xml:space="preserve"> PAGEREF _Toc226335119 \h </w:instrText>
+            </w:r>
+            <w:r>
+              <w:rPr>
+                <w:noProof/>
+                <w:webHidden/>
+              </w:rPr>
+            </w:r>
+            <w:r>
+              <w:rPr>
+                <w:noProof/>
+                <w:webHidden/>
+              </w:rPr>
+              <w:fldChar w:fldCharType="separate"/>
+            </w:r>
+            <w:r>
+              <w:rPr>
+                <w:noProof/>
+                <w:webHidden/>
+              </w:rPr>
+              <w:t>5</w:t>
+            </w:r>
+            <w:r>
+              <w:rPr>
+                <w:noProof/>
+                <w:webHidden/>
+              </w:rPr>
+              <w:fldChar w:fldCharType="end"/>
+            </w:r>
+          </w:hyperlink>
+        </w:p>
+        <w:p>
+          <w:pPr>
+            <w:pStyle w:val="33"/>
+            <w:tabs>
+              <w:tab w:val="right" w:leader="dot" w:pos="9345"/>
+            </w:tabs>
+            <w:rPr>
+              <w:noProof/>
+            </w:rPr>
+          </w:pPr>
+          <w:hyperlink w:anchor="_Toc226335120" w:history="1">
+            <w:r>
+              <w:rPr>
+                <w:rStyle w:val="ad"/>
+                <w:noProof/>
+              </w:rPr>
+              <w:t>1.2.4. Разложение как сумма матриц ранга 1</w:t>
+            </w:r>
+            <w:r>
+              <w:rPr>
+                <w:noProof/>
+                <w:webHidden/>
+              </w:rPr>
+              <w:tab/>
+            </w:r>
+            <w:r>
+              <w:rPr>
+                <w:noProof/>
+                <w:webHidden/>
+              </w:rPr>
+              <w:fldChar w:fldCharType="begin"/>
+            </w:r>
+            <w:r>
+              <w:rPr>
+                <w:noProof/>
+                <w:webHidden/>
+              </w:rPr>
+              <w:instrText xml:space="preserve"> PAGEREF _Toc226335120 \h </w:instrText>
+            </w:r>
+            <w:r>
+              <w:rPr>
+                <w:noProof/>
+                <w:webHidden/>
+              </w:rPr>
+            </w:r>
+            <w:r>
+              <w:rPr>
+                <w:noProof/>
+                <w:webHidden/>
+              </w:rPr>
+              <w:fldChar w:fldCharType="separate"/>
+            </w:r>
+            <w:r>
+              <w:rPr>
+                <w:noProof/>
+                <w:webHidden/>
+              </w:rPr>
+              <w:t>7</w:t>
+            </w:r>
+            <w:r>
+              <w:rPr>
+                <w:noProof/>
+                <w:webHidden/>
+              </w:rPr>
+              <w:fldChar w:fldCharType="end"/>
+            </w:r>
+          </w:hyperlink>
+        </w:p>
+        <w:p>
+          <w:pPr>
+            <w:pStyle w:val="15"/>
+            <w:tabs>
+              <w:tab w:val="right" w:leader="dot" w:pos="9345"/>
+            </w:tabs>
+            <w:rPr>
+              <w:noProof/>
+            </w:rPr>
+          </w:pPr>
+          <w:hyperlink w:anchor="_Toc226335121" w:history="1">
+            <w:r>
+              <w:rPr>
+                <w:rStyle w:val="ad"/>
+                <w:noProof/>
+              </w:rPr>
+              <w:t>2. Фильтрация</w:t>
+            </w:r>
+            <w:r>
+              <w:rPr>
+                <w:noProof/>
+                <w:webHidden/>
+              </w:rPr>
+              <w:tab/>
+            </w:r>
+            <w:r>
+              <w:rPr>
+                <w:noProof/>
+                <w:webHidden/>
+              </w:rPr>
+              <w:fldChar w:fldCharType="begin"/>
+            </w:r>
+            <w:r>
+              <w:rPr>
+                <w:noProof/>
+                <w:webHidden/>
+              </w:rPr>
+              <w:instrText xml:space="preserve"> PAGEREF _Toc226335121 \h </w:instrText>
+            </w:r>
+            <w:r>
+              <w:rPr>
+                <w:noProof/>
+                <w:webHidden/>
+              </w:rPr>
+            </w:r>
+            <w:r>
+              <w:rPr>
+                <w:noProof/>
+                <w:webHidden/>
+              </w:rPr>
+              <w:fldChar w:fldCharType="separate"/>
+            </w:r>
+            <w:r>
+              <w:rPr>
+                <w:noProof/>
+                <w:webHidden/>
+              </w:rPr>
+              <w:t>9</w:t>
+            </w:r>
+            <w:r>
+              <w:rPr>
+                <w:noProof/>
+                <w:webHidden/>
+              </w:rPr>
+              <w:fldChar w:fldCharType="end"/>
+            </w:r>
+          </w:hyperlink>
+        </w:p>
+        <w:p>
+          <w:pPr>
+            <w:pStyle w:val="25"/>
+            <w:tabs>
+              <w:tab w:val="right" w:leader="dot" w:pos="9345"/>
+            </w:tabs>
+            <w:rPr>
+              <w:noProof/>
+            </w:rPr>
+          </w:pPr>
+          <w:hyperlink w:anchor="_Toc226335122" w:history="1">
+            <w:r>
+              <w:rPr>
+                <w:rStyle w:val="ad"/>
+                <w:noProof/>
+              </w:rPr>
+              <w:t>2.1. Построение матрицы Ханкеля</w:t>
+            </w:r>
+            <w:r>
+              <w:rPr>
+                <w:noProof/>
+                <w:webHidden/>
+              </w:rPr>
+              <w:tab/>
+            </w:r>
+            <w:r>
+              <w:rPr>
+                <w:noProof/>
+                <w:webHidden/>
+              </w:rPr>
+              <w:fldChar w:fldCharType="begin"/>
+            </w:r>
+            <w:r>
+              <w:rPr>
+                <w:noProof/>
+                <w:webHidden/>
+              </w:rPr>
+              <w:instrText xml:space="preserve"> PAGEREF _Toc226335122 \h </w:instrText>
+            </w:r>
+            <w:r>
+              <w:rPr>
+                <w:noProof/>
+                <w:webHidden/>
+              </w:rPr>
+            </w:r>
+            <w:r>
+              <w:rPr>
+                <w:noProof/>
+                <w:webHidden/>
+              </w:rPr>
+              <w:fldChar w:fldCharType="separate"/>
+            </w:r>
+            <w:r>
+              <w:rPr>
+                <w:noProof/>
+                <w:webHidden/>
+              </w:rPr>
+              <w:t>9</w:t>
+            </w:r>
+            <w:r>
+              <w:rPr>
+                <w:noProof/>
+                <w:webHidden/>
+              </w:rPr>
+              <w:fldChar w:fldCharType="end"/>
+            </w:r>
+          </w:hyperlink>
+        </w:p>
+        <w:p>
+          <w:pPr>
+            <w:pStyle w:val="25"/>
+            <w:tabs>
+              <w:tab w:val="right" w:leader="dot" w:pos="9345"/>
+            </w:tabs>
+            <w:rPr>
+              <w:noProof/>
+            </w:rPr>
+          </w:pPr>
+          <w:hyperlink w:anchor="_Toc226335123" w:history="1">
+            <w:r>
+              <w:rPr>
+                <w:rStyle w:val="ad"/>
+                <w:noProof/>
+              </w:rPr>
+              <w:t>2.2. Сингулярное разложение</w:t>
+            </w:r>
+            <w:r>
+              <w:rPr>
+                <w:noProof/>
+                <w:webHidden/>
+              </w:rPr>
+              <w:tab/>
+            </w:r>
+            <w:r>
+              <w:rPr>
+                <w:noProof/>
+                <w:webHidden/>
+              </w:rPr>
+              <w:fldChar w:fldCharType="begin"/>
+            </w:r>
+            <w:r>
+              <w:rPr>
+                <w:noProof/>
+                <w:webHidden/>
+              </w:rPr>
+              <w:instrText xml:space="preserve"> PAGEREF _Toc226335123 \h </w:instrText>
+            </w:r>
+            <w:r>
+              <w:rPr>
+                <w:noProof/>
+                <w:webHidden/>
+              </w:rPr>
+            </w:r>
+            <w:r>
+              <w:rPr>
+                <w:noProof/>
+                <w:webHidden/>
+              </w:rPr>
+              <w:fldChar w:fldCharType="separate"/>
+            </w:r>
+            <w:r>
+              <w:rPr>
+                <w:noProof/>
+                <w:webHidden/>
+              </w:rPr>
+              <w:t>10</w:t>
+            </w:r>
+            <w:r>
+              <w:rPr>
+                <w:noProof/>
+                <w:webHidden/>
+              </w:rPr>
+              <w:fldChar w:fldCharType="end"/>
+            </w:r>
+          </w:hyperlink>
+        </w:p>
+        <w:p>
+          <w:pPr>
+            <w:pStyle w:val="25"/>
+            <w:tabs>
+              <w:tab w:val="right" w:leader="dot" w:pos="9345"/>
+            </w:tabs>
+            <w:rPr>
+              <w:noProof/>
+            </w:rPr>
+          </w:pPr>
+          <w:hyperlink w:anchor="_Toc226335124" w:history="1">
+            <w:r>
+              <w:rPr>
+                <w:rStyle w:val="ad"/>
+                <w:noProof/>
+              </w:rPr>
+              <w:t>2.3. Обратное преобразование к одномерному сигналу</w:t>
+            </w:r>
+            <w:r>
+              <w:rPr>
+                <w:noProof/>
+                <w:webHidden/>
+              </w:rPr>
+              <w:tab/>
+            </w:r>
+            <w:r>
+              <w:rPr>
+                <w:noProof/>
+                <w:webHidden/>
+              </w:rPr>
+              <w:fldChar w:fldCharType="begin"/>
+            </w:r>
+            <w:r>
+              <w:rPr>
+                <w:noProof/>
+                <w:webHidden/>
+              </w:rPr>
+              <w:instrText xml:space="preserve"> PAGEREF _Toc226335124 \h </w:instrText>
+            </w:r>
+            <w:r>
+              <w:rPr>
+                <w:noProof/>
+                <w:webHidden/>
+              </w:rPr>
+            </w:r>
+            <w:r>
+              <w:rPr>
+                <w:noProof/>
+                <w:webHidden/>
+              </w:rPr>
+              <w:fldChar w:fldCharType="separate"/>
+            </w:r>
+            <w:r>
+              <w:rPr>
+                <w:noProof/>
+                <w:webHidden/>
+              </w:rPr>
+              <w:t>10</w:t>
+            </w:r>
+            <w:r>
+              <w:rPr>
+                <w:noProof/>
+                <w:webHidden/>
+              </w:rPr>
+              <w:fldChar w:fldCharType="end"/>
+            </w:r>
+          </w:hyperlink>
+        </w:p>
+        <w:p>
+          <w:pPr>
+            <w:pStyle w:val="25"/>
+            <w:tabs>
+              <w:tab w:val="right" w:leader="dot" w:pos="9345"/>
+            </w:tabs>
+            <w:rPr>
+              <w:noProof/>
+            </w:rPr>
+          </w:pPr>
+          <w:hyperlink w:anchor="_Toc226335125" w:history="1">
+            <w:r>
+              <w:rPr>
+                <w:rStyle w:val="ad"/>
+                <w:noProof/>
+              </w:rPr>
+              <w:t>2.4. Итоговый алгоритм</w:t>
+            </w:r>
+            <w:r>
+              <w:rPr>
+                <w:noProof/>
+                <w:webHidden/>
+              </w:rPr>
+              <w:tab/>
+            </w:r>
+            <w:r>
+              <w:rPr>
+                <w:noProof/>
+                <w:webHidden/>
+              </w:rPr>
+              <w:fldChar w:fldCharType="begin"/>
+            </w:r>
+            <w:r>
+              <w:rPr>
+                <w:noProof/>
+                <w:webHidden/>
+              </w:rPr>
+              <w:instrText xml:space="preserve"> PAGEREF _Toc226335125 \h </w:instrText>
+            </w:r>
+            <w:r>
+              <w:rPr>
+                <w:noProof/>
+                <w:webHidden/>
+              </w:rPr>
+            </w:r>
+            <w:r>
+              <w:rPr>
+                <w:noProof/>
+                <w:webHidden/>
+              </w:rPr>
+              <w:fldChar w:fldCharType="separate"/>
+            </w:r>
+            <w:r>
+              <w:rPr>
+                <w:noProof/>
+                <w:webHidden/>
+              </w:rPr>
+              <w:t>11</w:t>
+            </w:r>
+            <w:r>
+              <w:rPr>
+                <w:noProof/>
+                <w:webHidden/>
+              </w:rPr>
+              <w:fldChar w:fldCharType="end"/>
+            </w:r>
+          </w:hyperlink>
+        </w:p>
+        <w:p>
+          <w:pPr>
+            <w:pStyle w:val="25"/>
+            <w:tabs>
+              <w:tab w:val="right" w:leader="dot" w:pos="9345"/>
+            </w:tabs>
+            <w:rPr>
+              <w:noProof/>
+            </w:rPr>
+          </w:pPr>
+          <w:hyperlink w:anchor="_Toc226335126" w:history="1">
+            <w:r>
+              <w:rPr>
+                <w:rStyle w:val="ad"/>
+                <w:noProof/>
+              </w:rPr>
+              <w:t>2.5 Пример фильтрации</w:t>
+            </w:r>
+            <w:r>
+              <w:rPr>
+                <w:rStyle w:val="ad"/>
+                <w:noProof/>
+              </w:rPr>
+              <w:t xml:space="preserve"> </w:t>
+            </w:r>
+            <w:r>
+              <w:rPr>
+                <w:rStyle w:val="ad"/>
+                <w:noProof/>
+              </w:rPr>
+              <w:t>синусоидального сигнала</w:t>
+            </w:r>
+            <w:r>
+              <w:rPr>
+                <w:noProof/>
+                <w:webHidden/>
+              </w:rPr>
+              <w:tab/>
+            </w:r>
+            <w:r>
+              <w:rPr>
+                <w:noProof/>
+                <w:webHidden/>
+              </w:rPr>
+              <w:fldChar w:fldCharType="begin"/>
+            </w:r>
+            <w:r>
+              <w:rPr>
+                <w:noProof/>
+                <w:webHidden/>
+              </w:rPr>
+              <w:instrText xml:space="preserve"> PAGEREF _Toc226335126 \h </w:instrText>
+            </w:r>
+            <w:r>
+              <w:rPr>
+                <w:noProof/>
+                <w:webHidden/>
+              </w:rPr>
+            </w:r>
+            <w:r>
+              <w:rPr>
+                <w:noProof/>
+                <w:webHidden/>
+              </w:rPr>
+              <w:fldChar w:fldCharType="separate"/>
+            </w:r>
+            <w:r>
+              <w:rPr>
+                <w:noProof/>
+                <w:webHidden/>
+              </w:rPr>
+              <w:t>12</w:t>
+            </w:r>
+            <w:r>
+              <w:rPr>
+                <w:noProof/>
+                <w:webHidden/>
+              </w:rPr>
+              <w:fldChar w:fldCharType="end"/>
+            </w:r>
+          </w:hyperlink>
+        </w:p>
+        <w:p>
+          <w:pPr>
+            <w:pStyle w:val="15"/>
+            <w:tabs>
+              <w:tab w:val="right" w:leader="dot" w:pos="9345"/>
+            </w:tabs>
+            <w:rPr>
+              <w:noProof/>
+            </w:rPr>
+          </w:pPr>
+          <w:hyperlink w:anchor="_Toc226335127" w:history="1">
+            <w:r>
+              <w:rPr>
+                <w:rStyle w:val="ad"/>
+                <w:noProof/>
+              </w:rPr>
+              <w:t>Вывод</w:t>
+            </w:r>
+            <w:r>
+              <w:rPr>
+                <w:noProof/>
+                <w:webHidden/>
+              </w:rPr>
+              <w:tab/>
+            </w:r>
+            <w:r>
+              <w:rPr>
+                <w:noProof/>
+                <w:webHidden/>
+              </w:rPr>
+              <w:fldChar w:fldCharType="begin"/>
+            </w:r>
+            <w:r>
+              <w:rPr>
+                <w:noProof/>
+                <w:webHidden/>
+              </w:rPr>
+              <w:instrText xml:space="preserve"> PAGEREF _Toc226335127 \h </w:instrText>
+            </w:r>
+            <w:r>
+              <w:rPr>
+                <w:noProof/>
+                <w:webHidden/>
+              </w:rPr>
+            </w:r>
+            <w:r>
+              <w:rPr>
+                <w:noProof/>
+                <w:webHidden/>
+              </w:rPr>
+              <w:fldChar w:fldCharType="separate"/>
+            </w:r>
+            <w:r>
+              <w:rPr>
+                <w:noProof/>
+                <w:webHidden/>
+              </w:rPr>
+              <w:t>13</w:t>
+            </w:r>
+            <w:r>
+              <w:rPr>
+                <w:noProof/>
+                <w:webHidden/>
+              </w:rPr>
+              <w:fldChar w:fldCharType="end"/>
+            </w:r>
+          </w:hyperlink>
+        </w:p>
+        <w:p>
+          <w:pPr>
+            <w:pStyle w:val="15"/>
+            <w:tabs>
+              <w:tab w:val="right" w:leader="dot" w:pos="9345"/>
+            </w:tabs>
+            <w:rPr>
+              <w:noProof/>
+            </w:rPr>
+          </w:pPr>
+          <w:hyperlink w:anchor="_Toc226335128" w:history="1">
+            <w:r>
+              <w:rPr>
+                <w:rStyle w:val="ad"/>
+                <w:noProof/>
+              </w:rPr>
+              <w:t>Источники</w:t>
+            </w:r>
+            <w:r>
+              <w:rPr>
+                <w:noProof/>
+                <w:webHidden/>
+              </w:rPr>
+              <w:tab/>
+            </w:r>
+            <w:r>
+              <w:rPr>
+                <w:noProof/>
+                <w:webHidden/>
+              </w:rPr>
+              <w:fldChar w:fldCharType="begin"/>
+            </w:r>
+            <w:r>
+              <w:rPr>
+                <w:noProof/>
+                <w:webHidden/>
+              </w:rPr>
+              <w:instrText xml:space="preserve"> PAGEREF _Toc226335128 \h </w:instrText>
+            </w:r>
+            <w:r>
+              <w:rPr>
+                <w:noProof/>
+                <w:webHidden/>
+              </w:rPr>
+            </w:r>
+            <w:r>
+              <w:rPr>
+                <w:noProof/>
+                <w:webHidden/>
+              </w:rPr>
+              <w:fldChar w:fldCharType="separate"/>
+            </w:r>
+            <w:r>
+              <w:rPr>
+                <w:noProof/>
+                <w:webHidden/>
+              </w:rPr>
+              <w:t>14</w:t>
+            </w:r>
+            <w:r>
+              <w:rPr>
+                <w:noProof/>
+                <w:webHidden/>
+              </w:rPr>
+              <w:fldChar w:fldCharType="end"/>
+            </w:r>
+          </w:hyperlink>
+        </w:p>
+        <w:p>
+          <w:r>
+            <w:rPr>
+              <w:b/>
+              <w:bCs/>
+            </w:rPr>
+            <w:fldChar w:fldCharType="end"/>
+          </w:r>
+        </w:p>
+      </w:sdtContent>
+    </w:sdt>
     <w:p>
       <w:pPr>
-        <w:pStyle w:val="13"/>
+        <w:spacing w:after="160" w:line="278" w:lineRule="auto"/>
+        <w:jc w:val="left"/>
+        <w:rPr>
+          <w:rFonts w:eastAsia="Georgia" w:cstheme="majorBidi"/>
+          <w:b/>
+          <w:noProof/>
+          <w:color w:val="000000" w:themeColor="text1"/>
+          <w:sz w:val="40"/>
+          <w:szCs w:val="40"/>
+          <w:lang w:val="en-US"/>
+        </w:rPr>
+      </w:pPr>
+      <w:r>
         <w:rPr>
           <w:rFonts w:eastAsia="Georgia"/>
-        </w:rPr>
-      </w:pPr>
-      <w:bookmarkStart w:id="0" w:name="bm_1_определение"/>
-      <w:r>
-        <w:rPr>
-          <w:rFonts w:eastAsia="Georgia"/>
-        </w:rPr>
-        <w:t>1.</w:t>
-      </w:r>
-      <w:r>
-        <w:rPr>
-          <w:rFonts w:eastAsia="Georgia"/>
-        </w:rPr>
-        <w:t>Определени</w:t>
-      </w:r>
-      <w:bookmarkEnd w:id="0"/>
-      <w:r>
-        <w:rPr>
-          <w:rFonts w:eastAsia="Georgia"/>
-        </w:rPr>
-        <w:t>я</w:t>
+          <w:lang w:val="en-US"/>
+        </w:rPr>
+        <w:br w:type="page"/>
       </w:r>
     </w:p>
     <w:p>
       <w:pPr>
-        <w:pStyle w:val="21"/>
-      </w:pPr>
-      <w:r>
-        <w:t xml:space="preserve">1.1 </w:t>
-      </w:r>
-      <w:r>
-        <w:t>Собственные значения и вектора матрицы</w:t>
-      </w:r>
+        <w:pStyle w:val="13"/>
+        <w:rPr>
+          <w:rFonts w:eastAsia="Georgia"/>
+        </w:rPr>
+      </w:pPr>
+      <w:bookmarkStart w:id="1" w:name="_Toc226335113"/>
+      <w:r>
+        <w:rPr>
+          <w:rFonts w:eastAsia="Georgia"/>
+        </w:rPr>
+        <w:lastRenderedPageBreak/>
+        <w:t>1.</w:t>
+      </w:r>
+      <w:r>
+        <w:rPr>
+          <w:rFonts w:eastAsia="Georgia"/>
+        </w:rPr>
+        <w:t>Определени</w:t>
+      </w:r>
+      <w:bookmarkEnd w:id="0"/>
+      <w:r>
+        <w:rPr>
+          <w:rFonts w:eastAsia="Georgia"/>
+        </w:rPr>
+        <w:t>я</w:t>
+      </w:r>
+      <w:bookmarkEnd w:id="1"/>
     </w:p>
     <w:p>
       <w:pPr>
+        <w:pStyle w:val="21"/>
+      </w:pPr>
+      <w:bookmarkStart w:id="2" w:name="_Toc226335114"/>
+      <w:r>
+        <w:t xml:space="preserve">1.1 </w:t>
+      </w:r>
+      <w:r>
+        <w:t>Собственные значения и вектора матрицы</w:t>
+      </w:r>
+      <w:bookmarkEnd w:id="2"/>
+    </w:p>
+    <w:p>
+      <w:pPr>
         <w:pStyle w:val="31"/>
         <w:rPr>
           <w:lang w:eastAsia="ru-RU"/>
         </w:rPr>
       </w:pPr>
+      <w:bookmarkStart w:id="3" w:name="_Toc226335115"/>
       <w:r>
         <w:rPr>
           <w:lang w:eastAsia="ru-RU"/>
@@ -60,6 +1240,7 @@
         </w:rPr>
         <w:t>Теоретическая часть</w:t>
       </w:r>
+      <w:bookmarkEnd w:id="3"/>
     </w:p>
     <w:p>
       <w:pPr>
@@ -253,15 +1434,13 @@
     </w:p>
     <w:p>
       <w:pPr>
-        <w:pStyle w:val="21"/>
-        <w:rPr>
-          <w:rFonts w:eastAsia="Times New Roman"/>
+        <w:pStyle w:val="41"/>
+        <w:rPr>
           <w:lang w:eastAsia="ru-RU"/>
         </w:rPr>
       </w:pPr>
       <w:r>
         <w:rPr>
-          <w:rFonts w:eastAsia="Times New Roman"/>
           <w:lang w:eastAsia="ru-RU"/>
         </w:rPr>
         <w:t>Единичная матриц</w:t>
@@ -588,64 +1767,55 @@
     </w:p>
     <w:p>
       <w:pPr>
-        <w:pStyle w:val="21"/>
-        <w:rPr>
-          <w:rFonts w:eastAsia="Times New Roman"/>
+        <w:pStyle w:val="41"/>
+        <w:rPr>
           <w:lang w:eastAsia="ru-RU"/>
         </w:rPr>
       </w:pPr>
       <w:r>
         <w:rPr>
-          <w:rFonts w:eastAsia="Times New Roman"/>
           <w:lang w:eastAsia="ru-RU"/>
         </w:rPr>
         <w:t xml:space="preserve"> </w:t>
       </w:r>
       <w:r>
         <w:rPr>
-          <w:rFonts w:eastAsia="Times New Roman"/>
           <w:lang w:eastAsia="ru-RU"/>
         </w:rPr>
         <w:t>Н</w:t>
       </w:r>
       <w:r>
         <w:rPr>
-          <w:rFonts w:eastAsia="Times New Roman"/>
           <w:lang w:eastAsia="ru-RU"/>
         </w:rPr>
         <w:t>ахождени</w:t>
       </w:r>
       <w:r>
         <w:rPr>
-          <w:rFonts w:eastAsia="Times New Roman"/>
           <w:lang w:eastAsia="ru-RU"/>
         </w:rPr>
         <w:t>е</w:t>
       </w:r>
       <w:r>
         <w:rPr>
-          <w:rFonts w:eastAsia="Times New Roman"/>
           <w:lang w:eastAsia="ru-RU"/>
         </w:rPr>
         <w:t xml:space="preserve"> собственны</w:t>
       </w:r>
       <w:r>
         <w:rPr>
-          <w:rFonts w:eastAsia="Times New Roman"/>
           <w:lang w:eastAsia="ru-RU"/>
         </w:rPr>
         <w:t>х</w:t>
       </w:r>
       <w:r>
         <w:rPr>
-          <w:rFonts w:eastAsia="Times New Roman"/>
           <w:lang w:eastAsia="ru-RU"/>
         </w:rPr>
         <w:t xml:space="preserve"> значени</w:t>
       </w:r>
       <w:r>
         <w:rPr>
-          <w:rFonts w:eastAsia="Times New Roman"/>
           <w:lang w:eastAsia="ru-RU"/>
         </w:rPr>
         <w:t>й</w:t>
@@ -789,50 +1959,43 @@
     </w:p>
     <w:p>
       <w:pPr>
-        <w:pStyle w:val="21"/>
-        <w:rPr>
-          <w:rFonts w:eastAsia="Times New Roman"/>
+        <w:pStyle w:val="41"/>
+        <w:rPr>
           <w:lang w:eastAsia="ru-RU"/>
         </w:rPr>
       </w:pPr>
       <w:r>
         <w:rPr>
-          <w:rFonts w:eastAsia="Times New Roman"/>
           <w:lang w:eastAsia="ru-RU"/>
         </w:rPr>
         <w:t>Н</w:t>
       </w:r>
       <w:r>
         <w:rPr>
-          <w:rFonts w:eastAsia="Times New Roman"/>
           <w:lang w:eastAsia="ru-RU"/>
         </w:rPr>
         <w:t>ахождени</w:t>
       </w:r>
       <w:r>
         <w:rPr>
-          <w:rFonts w:eastAsia="Times New Roman"/>
           <w:lang w:eastAsia="ru-RU"/>
         </w:rPr>
         <w:t>е</w:t>
       </w:r>
       <w:r>
         <w:rPr>
-          <w:rFonts w:eastAsia="Times New Roman"/>
           <w:lang w:eastAsia="ru-RU"/>
         </w:rPr>
         <w:t xml:space="preserve"> собственных </w:t>
       </w:r>
       <w:r>
         <w:rPr>
-          <w:rFonts w:eastAsia="Times New Roman"/>
           <w:lang w:eastAsia="ru-RU"/>
         </w:rPr>
         <w:t>вектор</w:t>
       </w:r>
       <w:r>
         <w:rPr>
-          <w:rFonts w:eastAsia="Times New Roman"/>
           <w:lang w:eastAsia="ru-RU"/>
         </w:rPr>
         <w:t>ов</w:t>
@@ -988,18 +2151,19 @@
     </w:p>
     <w:p>
       <w:pPr>
-        <w:pStyle w:val="11"/>
+        <w:pStyle w:val="31"/>
         <w:rPr>
           <w:lang w:eastAsia="ru-RU"/>
         </w:rPr>
       </w:pPr>
+      <w:bookmarkStart w:id="4" w:name="_Toc226335116"/>
       <w:r>
         <w:rPr>
           <w:lang w:eastAsia="ru-RU"/>
         </w:rPr>
-        <w:lastRenderedPageBreak/>
         <w:t>1.1.2 Пример</w:t>
       </w:r>
+      <w:bookmarkEnd w:id="4"/>
     </w:p>
     <w:p>
       <w:pPr>
@@ -1036,6 +2200,7 @@
               <w:szCs w:val="24"/>
               <w:lang w:val="en-US" w:eastAsia="ru-RU"/>
             </w:rPr>
+            <w:lastRenderedPageBreak/>
             <m:t>A</m:t>
           </m:r>
           <m:r>
@@ -1167,15 +2332,13 @@
     </w:p>
     <w:p>
       <w:pPr>
-        <w:pStyle w:val="21"/>
-        <w:rPr>
-          <w:rFonts w:eastAsia="Times New Roman"/>
+        <w:pStyle w:val="41"/>
+        <w:rPr>
           <w:lang w:eastAsia="ru-RU"/>
         </w:rPr>
       </w:pPr>
       <w:r>
         <w:rPr>
-          <w:rFonts w:eastAsia="Times New Roman"/>
           <w:lang w:eastAsia="ru-RU"/>
         </w:rPr>
         <w:t>Нахождение собственных значений</w:t>
@@ -1899,7 +3062,7 @@
     </w:p>
     <w:p>
       <w:pPr>
-        <w:pStyle w:val="TNR14"/>
+        <w:pStyle w:val="41"/>
       </w:pPr>
       <w:r>
         <w:t xml:space="preserve">Нахождение собственных векторов для </w:t>
@@ -2547,7 +3710,7 @@
     </w:p>
     <w:p>
       <w:pPr>
-        <w:pStyle w:val="TNR14"/>
+        <w:pStyle w:val="41"/>
       </w:pPr>
       <w:r>
         <w:t xml:space="preserve">Нахождение собственных векторов для </w:t>
@@ -3160,15 +4323,13 @@
     </w:p>
     <w:p>
       <w:pPr>
-        <w:pStyle w:val="21"/>
-        <w:rPr>
-          <w:rFonts w:eastAsia="Times New Roman"/>
+        <w:pStyle w:val="41"/>
+        <w:rPr>
           <w:lang w:eastAsia="ru-RU"/>
         </w:rPr>
       </w:pPr>
       <w:r>
         <w:rPr>
-          <w:rFonts w:eastAsia="Times New Roman"/>
           <w:lang w:eastAsia="ru-RU"/>
         </w:rPr>
         <w:t>Итог</w:t>
@@ -3724,20 +4885,24 @@
       <w:pPr>
         <w:pStyle w:val="21"/>
       </w:pPr>
+      <w:bookmarkStart w:id="5" w:name="_Toc226335117"/>
       <w:r>
         <w:t xml:space="preserve">1.2 </w:t>
       </w:r>
       <w:r>
         <w:t>Сингулярное разложение</w:t>
       </w:r>
+      <w:bookmarkEnd w:id="5"/>
     </w:p>
     <w:p>
       <w:pPr>
         <w:pStyle w:val="31"/>
       </w:pPr>
+      <w:bookmarkStart w:id="6" w:name="_Toc226335118"/>
       <w:r>
         <w:t>1.2.1 Определение</w:t>
       </w:r>
+      <w:bookmarkEnd w:id="6"/>
     </w:p>
     <w:p>
       <w:pPr>
@@ -3848,7 +5013,6 @@
           <w:rPr>
             <w:rFonts w:ascii="Cambria Math" w:hAnsi="Cambria Math"/>
           </w:rPr>
-          <w:lastRenderedPageBreak/>
           <m:t>M</m:t>
         </m:r>
       </m:oMath>
@@ -4050,6 +5214,7 @@
           <w:rPr>
             <w:rFonts w:ascii="Cambria Math" w:hAnsi="Cambria Math"/>
           </w:rPr>
+          <w:lastRenderedPageBreak/>
           <m:t>Σ</m:t>
         </m:r>
       </m:oMath>
@@ -4202,8 +5367,8 @@
       <w:r>
         <w:t>.</w:t>
       </w:r>
-      <w:bookmarkStart w:id="1" w:name="fnref1"/>
-      <w:bookmarkEnd w:id="1"/>
+      <w:bookmarkStart w:id="7" w:name="fnref1"/>
+      <w:bookmarkEnd w:id="7"/>
       <w:r>
         <w:t xml:space="preserve"> </w:t>
       </w:r>
@@ -4412,8 +5577,8 @@
       <w:r>
         <w:t>.</w:t>
       </w:r>
-      <w:bookmarkStart w:id="2" w:name="fnref1_1"/>
-      <w:bookmarkEnd w:id="2"/>
+      <w:bookmarkStart w:id="8" w:name="fnref1_1"/>
+      <w:bookmarkEnd w:id="8"/>
       <w:r>
         <w:fldChar w:fldCharType="begin"/>
       </w:r>
@@ -4626,8 +5791,8 @@
           </m:eqArr>
         </m:oMath>
       </m:oMathPara>
-      <w:bookmarkStart w:id="3" w:name="fnref1_2"/>
-      <w:bookmarkEnd w:id="3"/>
+      <w:bookmarkStart w:id="9" w:name="fnref1_2"/>
+      <w:bookmarkEnd w:id="9"/>
     </w:p>
     <w:p>
       <w:pPr>
@@ -4787,8 +5952,8 @@
           </m:e>
         </m:eqArr>
       </m:oMath>
-      <w:bookmarkStart w:id="4" w:name="fnref1_3"/>
-      <w:bookmarkEnd w:id="4"/>
+      <w:bookmarkStart w:id="10" w:name="fnref1_3"/>
+      <w:bookmarkEnd w:id="10"/>
       <w:r>
         <w:fldChar w:fldCharType="begin"/>
       </w:r>
@@ -4814,7 +5979,8 @@
       <w:pPr>
         <w:pStyle w:val="31"/>
       </w:pPr>
-      <w:bookmarkStart w:id="5" w:name="bm_2_пример"/>
+      <w:bookmarkStart w:id="11" w:name="bm_2_пример"/>
+      <w:bookmarkStart w:id="12" w:name="_Toc226335119"/>
       <w:r>
         <w:t>1.2.</w:t>
       </w:r>
@@ -4824,7 +5990,8 @@
       <w:r>
         <w:t xml:space="preserve"> Пример</w:t>
       </w:r>
-      <w:bookmarkEnd w:id="5"/>
+      <w:bookmarkEnd w:id="11"/>
+      <w:bookmarkEnd w:id="12"/>
     </w:p>
     <w:p>
       <w:pPr>
@@ -4958,8 +6125,8 @@
           <w:szCs w:val="28"/>
         </w:rPr>
       </w:pPr>
-      <w:bookmarkStart w:id="6" w:name="fnref1_4"/>
-      <w:bookmarkEnd w:id="6"/>
+      <w:bookmarkStart w:id="13" w:name="fnref1_4"/>
+      <w:bookmarkEnd w:id="13"/>
       <m:oMath>
         <m:r>
           <w:rPr>
@@ -5340,7 +6507,7 @@
           <w:lang w:val="ru-RU"/>
         </w:rPr>
       </w:pPr>
-      <w:bookmarkStart w:id="7" w:name="bm_2_1_матрица"/>
+      <w:bookmarkStart w:id="14" w:name="bm_2_1_матрица"/>
       <w:r>
         <w:rPr>
           <w:rFonts w:eastAsia="Calibri"/>
@@ -5390,7 +6557,7 @@
           </m:sup>
         </m:sSup>
       </m:oMath>
-      <w:bookmarkEnd w:id="7"/>
+      <w:bookmarkEnd w:id="14"/>
     </w:p>
     <w:p>
       <w:pPr>
@@ -5403,7 +6570,7 @@
           <w:szCs w:val="24"/>
         </w:rPr>
       </w:pPr>
-      <w:bookmarkStart w:id="8" w:name="матрица_имеет_размер_поэтому_матр_d148f5"/>
+      <w:bookmarkStart w:id="15" w:name="матрица_имеет_размер_поэтому_матр_d148f5"/>
       <w:r>
         <w:rPr>
           <w:rFonts w:eastAsia="Calibri" w:cs="Times New Roman"/>
@@ -5534,7 +6701,7 @@
         <w:t>:</w:t>
       </w:r>
     </w:p>
-    <w:bookmarkEnd w:id="8"/>
+    <w:bookmarkEnd w:id="15"/>
     <w:p>
       <w:pPr>
         <w:spacing w:afterLines="100" w:after="240" w:line="240" w:lineRule="auto"/>
@@ -6304,13 +7471,14 @@
     </w:p>
     <w:tbl>
       <w:tblPr>
+        <w:tblStyle w:val="af1"/>
         <w:tblW w:w="0" w:type="auto"/>
         <w:tblLook w:val="04A0" w:firstRow="1" w:lastRow="0" w:firstColumn="1" w:lastColumn="0" w:noHBand="0" w:noVBand="1"/>
       </w:tblPr>
       <w:tblGrid>
-        <w:gridCol w:w="3061"/>
-        <w:gridCol w:w="3642"/>
-        <w:gridCol w:w="2652"/>
+        <w:gridCol w:w="3057"/>
+        <w:gridCol w:w="3638"/>
+        <w:gridCol w:w="2650"/>
       </w:tblGrid>
       <w:tr>
         <w:trPr>
@@ -6478,7 +7646,6 @@
         <w:tc>
           <w:tcPr>
             <w:tcW w:w="3061" w:type="dxa"/>
-            <w:vAlign w:val="bottom"/>
           </w:tcPr>
           <w:p>
             <w:pPr>
@@ -6548,7 +7715,6 @@
         <w:tc>
           <w:tcPr>
             <w:tcW w:w="3642" w:type="dxa"/>
-            <w:vAlign w:val="bottom"/>
           </w:tcPr>
           <w:p>
             <w:pPr>
@@ -6844,7 +8010,6 @@
         <w:tc>
           <w:tcPr>
             <w:tcW w:w="3061" w:type="dxa"/>
-            <w:vAlign w:val="bottom"/>
           </w:tcPr>
           <w:p>
             <w:pPr>
@@ -6914,7 +8079,6 @@
         <w:tc>
           <w:tcPr>
             <w:tcW w:w="3642" w:type="dxa"/>
-            <w:vAlign w:val="bottom"/>
           </w:tcPr>
           <w:p>
             <w:pPr>
@@ -7195,7 +8359,6 @@
         <w:tc>
           <w:tcPr>
             <w:tcW w:w="3061" w:type="dxa"/>
-            <w:vAlign w:val="bottom"/>
           </w:tcPr>
           <w:p>
             <w:pPr>
@@ -7265,7 +8428,6 @@
         <w:tc>
           <w:tcPr>
             <w:tcW w:w="3642" w:type="dxa"/>
-            <w:vAlign w:val="bottom"/>
           </w:tcPr>
           <w:p>
             <w:pPr>
@@ -7535,7 +8697,6 @@
         <w:tc>
           <w:tcPr>
             <w:tcW w:w="3061" w:type="dxa"/>
-            <w:vAlign w:val="bottom"/>
           </w:tcPr>
           <w:p>
             <w:pPr>
@@ -7609,8 +8770,8 @@
                 <m:t>0</m:t>
               </m:r>
             </m:oMath>
-            <w:bookmarkStart w:id="9" w:name="fnref1_6"/>
-            <w:bookmarkEnd w:id="9"/>
+            <w:bookmarkStart w:id="16" w:name="fnref1_6"/>
+            <w:bookmarkEnd w:id="16"/>
             <w:r>
               <w:rPr>
                 <w:rFonts w:eastAsia="Aptos" w:hAnsi="Aptos" w:cs="Times New Roman"/>
@@ -7625,7 +8786,6 @@
         <w:tc>
           <w:tcPr>
             <w:tcW w:w="3642" w:type="dxa"/>
-            <w:vAlign w:val="bottom"/>
           </w:tcPr>
           <w:p>
             <w:pPr>
@@ -7785,8 +8945,8 @@
                 </m:sup>
               </m:sSup>
             </m:oMath>
-            <w:bookmarkStart w:id="10" w:name="fnref1_7"/>
-            <w:bookmarkEnd w:id="10"/>
+            <w:bookmarkStart w:id="17" w:name="fnref1_7"/>
+            <w:bookmarkEnd w:id="17"/>
             <w:r>
               <w:rPr>
                 <w:rFonts w:eastAsia="Aptos" w:hAnsi="Aptos" w:cs="Times New Roman"/>
@@ -7874,8 +9034,8 @@
                 <m:t>0</m:t>
               </m:r>
             </m:oMath>
-            <w:bookmarkStart w:id="11" w:name="fnref1_9"/>
-            <w:bookmarkEnd w:id="11"/>
+            <w:bookmarkStart w:id="18" w:name="fnref1_9"/>
+            <w:bookmarkEnd w:id="18"/>
             <w:r>
               <w:rPr>
                 <w:rFonts w:eastAsia="Calibri" w:cs="Times New Roman"/>
@@ -7921,7 +9081,7 @@
           <w:lang w:val="ru-RU"/>
         </w:rPr>
       </w:pPr>
-      <w:bookmarkStart w:id="12" w:name="bm_2_2_матрица"/>
+      <w:bookmarkStart w:id="19" w:name="bm_2_2_матрица"/>
       <w:r>
         <w:rPr>
           <w:rFonts w:eastAsia="Calibri"/>
@@ -7971,7 +9131,7 @@
           <m:t>M</m:t>
         </m:r>
       </m:oMath>
-      <w:bookmarkEnd w:id="12"/>
+      <w:bookmarkEnd w:id="19"/>
     </w:p>
     <w:p>
       <w:pPr>
@@ -7984,7 +9144,7 @@
           <w:szCs w:val="24"/>
         </w:rPr>
       </w:pPr>
-      <w:bookmarkStart w:id="13" w:name="матрица_имеет_размер_поэтому_матр_abfcd1"/>
+      <w:bookmarkStart w:id="20" w:name="матрица_имеет_размер_поэтому_матр_abfcd1"/>
       <w:r>
         <w:rPr>
           <w:rFonts w:eastAsia="Calibri" w:cs="Times New Roman"/>
@@ -8211,7 +9371,7 @@
         </w:rPr>
         <w:t>=</w:t>
       </w:r>
-      <w:bookmarkEnd w:id="13"/>
+      <w:bookmarkEnd w:id="20"/>
       <m:oMath>
         <m:d>
           <m:dPr>
@@ -9275,8 +10435,8 @@
         </w:rPr>
         <w:t>.</w:t>
       </w:r>
-      <w:bookmarkStart w:id="14" w:name="fnref1_10"/>
-      <w:bookmarkEnd w:id="14"/>
+      <w:bookmarkStart w:id="21" w:name="fnref1_10"/>
+      <w:bookmarkEnd w:id="21"/>
       <w:r>
         <w:rPr>
           <w:rFonts w:eastAsia="Calibri" w:cs="Times New Roman"/>
@@ -9289,13 +10449,14 @@
     </w:p>
     <w:tbl>
       <w:tblPr>
+        <w:tblStyle w:val="af1"/>
         <w:tblW w:w="0" w:type="auto"/>
-        <w:tblLook w:val="04A0" w:firstRow="1" w:lastRow="0" w:firstColumn="1" w:lastColumn="0" w:noHBand="0" w:noVBand="1"/>
+        <w:tblLook w:val="01E0" w:firstRow="1" w:lastRow="1" w:firstColumn="1" w:lastColumn="1" w:noHBand="0" w:noVBand="0"/>
       </w:tblPr>
       <w:tblGrid>
-        <w:gridCol w:w="3061"/>
-        <w:gridCol w:w="3642"/>
-        <w:gridCol w:w="2652"/>
+        <w:gridCol w:w="3057"/>
+        <w:gridCol w:w="3639"/>
+        <w:gridCol w:w="2649"/>
       </w:tblGrid>
       <w:tr>
         <w:trPr>
@@ -9470,7 +10631,6 @@
         <w:tc>
           <w:tcPr>
             <w:tcW w:w="3061" w:type="dxa"/>
-            <w:vAlign w:val="bottom"/>
           </w:tcPr>
           <w:p>
             <w:pPr>
@@ -9540,7 +10700,6 @@
         <w:tc>
           <w:tcPr>
             <w:tcW w:w="3642" w:type="dxa"/>
-            <w:vAlign w:val="bottom"/>
           </w:tcPr>
           <w:p>
             <w:pPr>
@@ -9848,7 +11007,6 @@
         <w:tc>
           <w:tcPr>
             <w:tcW w:w="3061" w:type="dxa"/>
-            <w:vAlign w:val="bottom"/>
           </w:tcPr>
           <w:p>
             <w:pPr>
@@ -9918,7 +11076,6 @@
         <w:tc>
           <w:tcPr>
             <w:tcW w:w="3642" w:type="dxa"/>
-            <w:vAlign w:val="bottom"/>
           </w:tcPr>
           <w:p>
             <w:pPr>
@@ -10223,7 +11380,6 @@
         <w:tc>
           <w:tcPr>
             <w:tcW w:w="3061" w:type="dxa"/>
-            <w:vAlign w:val="bottom"/>
           </w:tcPr>
           <w:p>
             <w:pPr>
@@ -10293,7 +11449,6 @@
         <w:tc>
           <w:tcPr>
             <w:tcW w:w="3642" w:type="dxa"/>
-            <w:vAlign w:val="bottom"/>
           </w:tcPr>
           <w:p>
             <w:pPr>
@@ -10701,7 +11856,6 @@
         <w:tc>
           <w:tcPr>
             <w:tcW w:w="3061" w:type="dxa"/>
-            <w:vAlign w:val="bottom"/>
           </w:tcPr>
           <w:p>
             <w:pPr>
@@ -10789,7 +11943,6 @@
         <w:tc>
           <w:tcPr>
             <w:tcW w:w="3642" w:type="dxa"/>
-            <w:vAlign w:val="bottom"/>
           </w:tcPr>
           <w:p>
             <w:pPr>
@@ -11198,7 +12351,6 @@
         <w:tc>
           <w:tcPr>
             <w:tcW w:w="3061" w:type="dxa"/>
-            <w:vAlign w:val="bottom"/>
           </w:tcPr>
           <w:p>
             <w:pPr>
@@ -11277,7 +12429,6 @@
         <w:tc>
           <w:tcPr>
             <w:tcW w:w="3642" w:type="dxa"/>
-            <w:vAlign w:val="bottom"/>
           </w:tcPr>
           <w:p>
             <w:pPr>
@@ -11564,7 +12715,7 @@
           <w:lang w:val="ru-RU"/>
         </w:rPr>
       </w:pPr>
-      <w:bookmarkStart w:id="15" w:name="bm_3_матрицы"/>
+      <w:bookmarkStart w:id="22" w:name="bm_3_матрицы"/>
       <w:r>
         <w:rPr>
           <w:rFonts w:eastAsia="Calibri"/>
@@ -11619,7 +12770,7 @@
           <m:t>V</m:t>
         </m:r>
       </m:oMath>
-      <w:bookmarkEnd w:id="15"/>
+      <w:bookmarkEnd w:id="22"/>
     </w:p>
     <w:p>
       <w:pPr>
@@ -11920,7 +13071,6 @@
             <w:sz w:val="28"/>
             <w:szCs w:val="24"/>
           </w:rPr>
-          <w:lastRenderedPageBreak/>
           <m:t>U</m:t>
         </m:r>
         <m:r>
@@ -12216,8 +13366,8 @@
           <m:t>.</m:t>
         </m:r>
       </m:oMath>
-      <w:bookmarkStart w:id="16" w:name="fnref1_14"/>
-      <w:bookmarkEnd w:id="16"/>
+      <w:bookmarkStart w:id="23" w:name="fnref1_14"/>
+      <w:bookmarkEnd w:id="23"/>
       <w:r>
         <w:rPr>
           <w:rFonts w:eastAsia="Calibri" w:cs="Times New Roman"/>
@@ -12363,6 +13513,7 @@
             <w:sz w:val="28"/>
             <w:szCs w:val="24"/>
           </w:rPr>
+          <w:lastRenderedPageBreak/>
           <m:t>Σ=</m:t>
         </m:r>
         <m:d>
@@ -12718,8 +13869,8 @@
           <m:t>.</m:t>
         </m:r>
       </m:oMath>
-      <w:bookmarkStart w:id="17" w:name="fnref1_15"/>
-      <w:bookmarkEnd w:id="17"/>
+      <w:bookmarkStart w:id="24" w:name="fnref1_15"/>
+      <w:bookmarkEnd w:id="24"/>
       <w:r>
         <w:rPr>
           <w:rFonts w:eastAsia="Calibri" w:cs="Times New Roman"/>
@@ -13567,8 +14718,8 @@
           <m:t>.</m:t>
         </m:r>
       </m:oMath>
-      <w:bookmarkStart w:id="18" w:name="fnref1_16"/>
-      <w:bookmarkEnd w:id="18"/>
+      <w:bookmarkStart w:id="25" w:name="fnref1_16"/>
+      <w:bookmarkEnd w:id="25"/>
       <w:r>
         <w:rPr>
           <w:rFonts w:eastAsia="Calibri" w:cs="Times New Roman"/>
@@ -14301,8 +15452,8 @@
           <m:t>.</m:t>
         </m:r>
       </m:oMath>
-      <w:bookmarkStart w:id="19" w:name="fnref1_17"/>
-      <w:bookmarkEnd w:id="19"/>
+      <w:bookmarkStart w:id="26" w:name="fnref1_17"/>
+      <w:bookmarkEnd w:id="26"/>
       <w:r>
         <w:rPr>
           <w:rFonts w:eastAsia="Calibri" w:cs="Times New Roman"/>
@@ -14481,8 +15632,8 @@
           <m:t>.</m:t>
         </m:r>
       </m:oMath>
-      <w:bookmarkStart w:id="20" w:name="fnref1_18"/>
-      <w:bookmarkEnd w:id="20"/>
+      <w:bookmarkStart w:id="27" w:name="fnref1_18"/>
+      <w:bookmarkEnd w:id="27"/>
       <w:r>
         <w:rPr>
           <w:rFonts w:eastAsia="Calibri" w:cs="Times New Roman"/>
@@ -14553,21 +15704,15 @@
     </w:p>
     <w:p>
       <w:pPr>
-        <w:pStyle w:val="41"/>
-        <w:rPr>
-          <w:rFonts w:eastAsia="Calibri"/>
-          <w:lang w:val="ru-RU"/>
-        </w:rPr>
-      </w:pPr>
-      <w:bookmarkStart w:id="21" w:name="bm_4_разложение_как_сумма_матриц_ранга_1"/>
-      <w:r>
-        <w:rPr>
-          <w:rFonts w:eastAsia="Calibri"/>
-          <w:lang w:val="ru-RU"/>
-        </w:rPr>
+        <w:pStyle w:val="31"/>
+      </w:pPr>
+      <w:bookmarkStart w:id="28" w:name="bm_4_разложение_как_сумма_матриц_ранга_1"/>
+      <w:bookmarkStart w:id="29" w:name="_Toc226335120"/>
+      <w:r>
         <w:t>1.2.4. Разложение как сумма матриц ранга 1</w:t>
       </w:r>
-      <w:bookmarkEnd w:id="21"/>
+      <w:bookmarkEnd w:id="28"/>
+      <w:bookmarkEnd w:id="29"/>
     </w:p>
     <w:p>
       <w:pPr>
@@ -15054,8 +16199,8 @@
         </w:rPr>
         <w:t>.</w:t>
       </w:r>
-      <w:bookmarkStart w:id="22" w:name="fnref1_19"/>
-      <w:bookmarkEnd w:id="22"/>
+      <w:bookmarkStart w:id="30" w:name="fnref1_19"/>
+      <w:bookmarkEnd w:id="30"/>
       <w:r>
         <w:rPr>
           <w:rFonts w:eastAsia="Calibri" w:cs="Times New Roman"/>
@@ -16490,8 +17635,8 @@
           <m:t>.</m:t>
         </m:r>
       </m:oMath>
-      <w:bookmarkStart w:id="23" w:name="fnref1_20"/>
-      <w:bookmarkEnd w:id="23"/>
+      <w:bookmarkStart w:id="31" w:name="fnref1_20"/>
+      <w:bookmarkEnd w:id="31"/>
       <w:r>
         <w:rPr>
           <w:rFonts w:eastAsia="Calibri" w:cs="Times New Roman"/>
@@ -16557,7 +17702,7 @@
           <w:szCs w:val="24"/>
         </w:rPr>
       </w:pPr>
-      <w:bookmarkStart w:id="24" w:name="тогда_sigma_1_u_1_v_1_t_4"/>
+      <w:bookmarkStart w:id="32" w:name="тогда_sigma_1_u_1_v_1_t_4"/>
       <w:r>
         <w:rPr>
           <w:rFonts w:eastAsia="Calibri" w:cs="Times New Roman"/>
@@ -16576,8 +17721,8 @@
         </w:rPr>
         <w:br/>
       </w:r>
-      <w:bookmarkStart w:id="25" w:name="sigma_2_u_2_v_2_t_3"/>
-      <w:bookmarkEnd w:id="24"/>
+      <w:bookmarkStart w:id="33" w:name="sigma_2_u_2_v_2_t_3"/>
+      <w:bookmarkEnd w:id="32"/>
       <m:oMathPara>
         <m:oMath>
           <m:sSub>
@@ -17666,7 +18811,7 @@
               </m:m>
             </m:e>
           </m:d>
-          <w:bookmarkEnd w:id="25"/>
+          <w:bookmarkEnd w:id="33"/>
           <m:sSup>
             <m:sSupPr>
               <m:ctrlPr>
@@ -18061,11 +19206,11 @@
           </m:r>
         </m:oMath>
       </m:oMathPara>
-      <w:bookmarkStart w:id="26" w:name="fnref1_22"/>
-      <w:bookmarkStart w:id="27" w:name="sigma_3_u_3_v_3_t_sqrt_5"/>
-      <w:bookmarkEnd w:id="26"/>
+      <w:bookmarkStart w:id="34" w:name="fnref1_22"/>
+      <w:bookmarkStart w:id="35" w:name="sigma_3_u_3_v_3_t_sqrt_5"/>
+      <w:bookmarkEnd w:id="34"/>
     </w:p>
-    <w:bookmarkEnd w:id="27"/>
+    <w:bookmarkEnd w:id="35"/>
     <w:p>
       <w:pPr>
         <w:spacing w:afterLines="100" w:after="240" w:line="240" w:lineRule="auto"/>
@@ -19092,8 +20237,8 @@
             </w:rPr>
             <m:t>.</m:t>
           </m:r>
-          <w:bookmarkStart w:id="28" w:name="fnref1_23"/>
-          <w:bookmarkEnd w:id="28"/>
+          <w:bookmarkStart w:id="36" w:name="fnref1_23"/>
+          <w:bookmarkEnd w:id="36"/>
         </m:oMath>
       </m:oMathPara>
     </w:p>
@@ -19507,8 +20652,8 @@
           <m:t>.</m:t>
         </m:r>
       </m:oMath>
-      <w:bookmarkStart w:id="29" w:name="fnref1_24"/>
-      <w:bookmarkEnd w:id="29"/>
+      <w:bookmarkStart w:id="37" w:name="fnref1_24"/>
+      <w:bookmarkEnd w:id="37"/>
       <w:r>
         <w:rPr>
           <w:rFonts w:eastAsia="Calibri" w:cs="Times New Roman"/>
@@ -19568,12 +20713,16 @@
         <w:pStyle w:val="13"/>
         <w:jc w:val="both"/>
       </w:pPr>
-      <w:r>
-        <w:lastRenderedPageBreak/>
+      <w:bookmarkStart w:id="38" w:name="_Toc226335121"/>
+      <w:r>
         <w:t xml:space="preserve">2. </w:t>
       </w:r>
       <w:r>
-        <w:t xml:space="preserve">Фильтрация </w:t>
+        <w:t>Фильтрация</w:t>
+      </w:r>
+      <w:bookmarkEnd w:id="38"/>
+      <w:r>
+        <w:t xml:space="preserve"> </w:t>
       </w:r>
     </w:p>
     <w:p>
@@ -19581,7 +20730,11 @@
         <w:pStyle w:val="TNR14"/>
       </w:pPr>
       <w:r>
-        <w:t>Так как при сингулярном разложении каждое последующее сингулярное число меньше предыдущего, то его вклад (а также вклад соответствующих ему левых и правых векторов) в сумму уменьшается. Это свойство позволяет использовать SVD для приближения матрицы матрицей меньшего ранга, что лежит в основе методов фильтрации шума, сжатия данных и выделения главных компонент.</w:t>
+        <w:t xml:space="preserve">Так как при сингулярном разложении каждое последующее сингулярное число меньше предыдущего, то его вклад (а также вклад соответствующих ему левых и правых векторов) в сумму уменьшается. Это свойство позволяет </w:t>
+      </w:r>
+      <w:r>
+        <w:lastRenderedPageBreak/>
+        <w:t>использовать SVD для приближения матрицы матрицей меньшего ранга, что лежит в основе методов фильтрации шума, сжатия данных и выделения главных компонент.</w:t>
       </w:r>
     </w:p>
     <w:p>
@@ -19781,12 +20934,14 @@
       <w:pPr>
         <w:pStyle w:val="21"/>
       </w:pPr>
+      <w:bookmarkStart w:id="39" w:name="_Toc226335122"/>
       <w:r>
         <w:t>2.</w:t>
       </w:r>
       <w:r>
         <w:t>1. Построение матрицы Ханкеля</w:t>
       </w:r>
+      <w:bookmarkEnd w:id="39"/>
     </w:p>
     <w:p>
       <w:pPr>
@@ -19798,7 +20953,16 @@
         <w:pStyle w:val="TNR14"/>
       </w:pPr>
       <w:r>
-        <w:t>Пусть задан параметр (w&gt;0), называемый размером окна. Тогда число строк и столбцов матрицы определяется выражениями</w:t>
+        <w:t>Пусть задан параметр (</w:t>
+      </w:r>
+      <w:r>
+        <w:rPr>
+          <w:lang w:val="en-US"/>
+        </w:rPr>
+        <w:t>L</w:t>
+      </w:r>
+      <w:r>
+        <w:t>&gt;0), называемый размером окна. Тогда число строк и столбцов матрицы определяется выражениями</w:t>
       </w:r>
     </w:p>
     <w:p>
@@ -19822,62 +20986,13 @@
             </w:rPr>
             <m:t>m=</m:t>
           </m:r>
-          <m:d>
-            <m:dPr>
-              <m:begChr m:val="⌊"/>
-              <m:endChr m:val="⌋"/>
-              <m:ctrlPr>
-                <w:rPr>
-                  <w:rFonts w:ascii="Cambria Math" w:hAnsi="Cambria Math"/>
-                  <w:lang w:val="en-US"/>
-                </w:rPr>
-              </m:ctrlPr>
-            </m:dPr>
-            <m:e>
-              <m:f>
-                <m:fPr>
-                  <m:ctrlPr>
-                    <w:rPr>
-                      <w:rFonts w:ascii="Cambria Math" w:hAnsi="Cambria Math"/>
-                      <w:lang w:val="en-US"/>
-                    </w:rPr>
-                  </m:ctrlPr>
-                </m:fPr>
-                <m:num>
-                  <m:r>
-                    <w:rPr>
-                      <w:rFonts w:ascii="Cambria Math" w:hAnsi="Cambria Math"/>
-                      <w:lang w:val="en-US"/>
-                    </w:rPr>
-                    <m:t>N</m:t>
-                  </m:r>
-                  <m:ctrlPr>
-                    <w:rPr>
-                      <w:rFonts w:ascii="Cambria Math" w:hAnsi="Cambria Math"/>
-                      <w:i/>
-                      <w:lang w:val="en-US"/>
-                    </w:rPr>
-                  </m:ctrlPr>
-                </m:num>
-                <m:den>
-                  <m:r>
-                    <w:rPr>
-                      <w:rFonts w:ascii="Cambria Math" w:hAnsi="Cambria Math"/>
-                      <w:lang w:val="en-US"/>
-                    </w:rPr>
-                    <m:t>w</m:t>
-                  </m:r>
-                  <m:ctrlPr>
-                    <w:rPr>
-                      <w:rFonts w:ascii="Cambria Math" w:hAnsi="Cambria Math"/>
-                      <w:i/>
-                      <w:lang w:val="en-US"/>
-                    </w:rPr>
-                  </m:ctrlPr>
-                </m:den>
-              </m:f>
-            </m:e>
-          </m:d>
+          <m:r>
+            <w:rPr>
+              <w:rFonts w:ascii="Cambria Math" w:hAnsi="Cambria Math"/>
+              <w:lang w:val="en-US"/>
+            </w:rPr>
+            <m:t>L</m:t>
+          </m:r>
           <m:r>
             <w:rPr>
               <w:rFonts w:ascii="Cambria Math" w:hAnsi="Cambria Math"/>
@@ -19915,28 +21030,19 @@
         <w:pStyle w:val="TNR14"/>
       </w:pPr>
       <w:r>
-        <w:t xml:space="preserve">Здесь m — число строк, n — число столбцов, </w:t>
-      </w:r>
-      <m:oMath>
-        <m:r>
-          <m:rPr>
-            <m:sty m:val="p"/>
-          </m:rPr>
-          <w:rPr>
-            <w:rFonts w:ascii="Cambria Math" w:hAnsi="Cambria Math"/>
-          </w:rPr>
-          <m:t>⌊⋅⌋</m:t>
-        </m:r>
-      </m:oMath>
-      <w:r>
-        <w:t xml:space="preserve"> обозначает </w:t>
-      </w:r>
-      <w:r>
-        <w:t>округление</w:t>
-      </w:r>
-      <w:r>
-        <w:t xml:space="preserve"> вниз.</w:t>
-      </w:r>
+        <w:t>Здесь m — число строк, n — число столбцов</w:t>
+      </w:r>
+      <w:r>
+        <w:t>.</w:t>
+      </w:r>
+    </w:p>
+    <w:p>
+      <w:pPr>
+        <w:pStyle w:val="TNR14"/>
+        <w:rPr>
+          <w:lang w:val="en-US"/>
+        </w:rPr>
+      </w:pPr>
     </w:p>
     <w:p>
       <w:pPr>
@@ -20104,14 +21210,7 @@
               <w:rFonts w:ascii="Cambria Math" w:hAnsi="Cambria Math"/>
               <w:lang w:val="en-US"/>
             </w:rPr>
-            <m:t>,  i</m:t>
-          </m:r>
-          <m:r>
-            <w:rPr>
-              <w:rFonts w:ascii="Cambria Math" w:hAnsi="Cambria Math"/>
-              <w:lang w:val="en-US"/>
-            </w:rPr>
-            <m:t>=0,1,</m:t>
+            <m:t>,  i=0,1,</m:t>
           </m:r>
           <m:r>
             <m:rPr>
@@ -20128,21 +21227,7 @@
               <w:rFonts w:ascii="Cambria Math" w:hAnsi="Cambria Math"/>
               <w:lang w:val="en-US"/>
             </w:rPr>
-            <m:t>,m-1,</m:t>
-          </m:r>
-          <m:r>
-            <w:rPr>
-              <w:rFonts w:ascii="Cambria Math" w:hAnsi="Cambria Math"/>
-              <w:lang w:val="en-US"/>
-            </w:rPr>
-            <m:t xml:space="preserve">  </m:t>
-          </m:r>
-          <m:r>
-            <w:rPr>
-              <w:rFonts w:ascii="Cambria Math" w:hAnsi="Cambria Math"/>
-              <w:lang w:val="en-US"/>
-            </w:rPr>
-            <m:t>j=0,1,</m:t>
+            <m:t>,m-1,  j=0,1,</m:t>
           </m:r>
           <m:r>
             <m:rPr>
@@ -20225,7 +21310,6 @@
               <w:rFonts w:ascii="Cambria Math" w:hAnsi="Cambria Math"/>
               <w:lang w:val="en-US"/>
             </w:rPr>
-            <w:lastRenderedPageBreak/>
             <m:t>H=</m:t>
           </m:r>
           <m:d>
@@ -21066,12 +22150,15 @@
       <w:pPr>
         <w:pStyle w:val="21"/>
       </w:pPr>
-      <w:r>
+      <w:bookmarkStart w:id="40" w:name="_Toc226335123"/>
+      <w:r>
+        <w:lastRenderedPageBreak/>
         <w:t>2.</w:t>
       </w:r>
       <w:r>
         <w:t>2. Сингулярное разложение</w:t>
       </w:r>
+      <w:bookmarkEnd w:id="40"/>
     </w:p>
     <w:p>
       <w:pPr>
@@ -21169,515 +22256,7 @@
         <w:pStyle w:val="TNR14"/>
       </w:pPr>
       <w:r>
-        <w:t xml:space="preserve">где (U) и (V) — ортогональные матрицы, а </w:t>
-      </w:r>
-      <m:oMath>
-        <m:r>
-          <m:rPr>
-            <m:sty m:val="p"/>
-          </m:rPr>
-          <w:rPr>
-            <w:rFonts w:ascii="Cambria Math" w:hAnsi="Cambria Math"/>
-          </w:rPr>
-          <m:t>Σ</m:t>
-        </m:r>
-      </m:oMath>
-      <w:r>
-        <w:t xml:space="preserve"> </w:t>
-      </w:r>
-      <w:r>
-        <w:t>— диагональная матрица сингулярных чисел:</w:t>
-      </w:r>
-    </w:p>
-    <w:p>
-      <w:pPr>
-        <w:pStyle w:val="TNR14"/>
-      </w:pPr>
-    </w:p>
-    <w:p>
-      <w:pPr>
-        <w:pStyle w:val="TNR14"/>
-        <w:rPr>
-          <w:lang w:val="en-US"/>
-        </w:rPr>
-      </w:pPr>
-      <m:oMathPara>
-        <m:oMath>
-          <m:r>
-            <m:rPr>
-              <m:sty m:val="p"/>
-            </m:rPr>
-            <w:rPr>
-              <w:rFonts w:ascii="Cambria Math" w:hAnsi="Cambria Math"/>
-              <w:lang w:val="en-US"/>
-            </w:rPr>
-            <m:t>Σ</m:t>
-          </m:r>
-          <m:r>
-            <w:rPr>
-              <w:rFonts w:ascii="Cambria Math" w:hAnsi="Cambria Math"/>
-              <w:lang w:val="en-US"/>
-            </w:rPr>
-            <m:t>=</m:t>
-          </m:r>
-          <m:func>
-            <m:funcPr>
-              <m:ctrlPr>
-                <w:rPr>
-                  <w:rFonts w:ascii="Cambria Math" w:hAnsi="Cambria Math"/>
-                  <w:lang w:val="en-US"/>
-                </w:rPr>
-              </m:ctrlPr>
-            </m:funcPr>
-            <m:fName>
-              <m:r>
-                <m:rPr>
-                  <m:sty m:val="p"/>
-                </m:rPr>
-                <w:rPr>
-                  <w:rFonts w:ascii="Cambria Math" w:hAnsi="Cambria Math"/>
-                  <w:lang w:val="en-US"/>
-                </w:rPr>
-                <m:t>diag</m:t>
-              </m:r>
-            </m:fName>
-            <m:e>
-              <m:d>
-                <m:dPr>
-                  <m:ctrlPr>
-                    <w:rPr>
-                      <w:rFonts w:ascii="Cambria Math" w:hAnsi="Cambria Math"/>
-                      <w:i/>
-                      <w:lang w:val="en-US"/>
-                    </w:rPr>
-                  </m:ctrlPr>
-                </m:dPr>
-                <m:e>
-                  <m:sSub>
-                    <m:sSubPr>
-                      <m:ctrlPr>
-                        <w:rPr>
-                          <w:rFonts w:ascii="Cambria Math" w:hAnsi="Cambria Math"/>
-                          <w:i/>
-                          <w:lang w:val="en-US"/>
-                        </w:rPr>
-                      </m:ctrlPr>
-                    </m:sSubPr>
-                    <m:e>
-                      <m:r>
-                        <m:rPr>
-                          <m:sty m:val="p"/>
-                        </m:rPr>
-                        <w:rPr>
-                          <w:rFonts w:ascii="Cambria Math" w:hAnsi="Cambria Math"/>
-                          <w:lang w:val="en-US"/>
-                        </w:rPr>
-                        <m:t>σ</m:t>
-                      </m:r>
-                    </m:e>
-                    <m:sub>
-                      <m:r>
-                        <w:rPr>
-                          <w:rFonts w:ascii="Cambria Math" w:hAnsi="Cambria Math"/>
-                          <w:lang w:val="en-US"/>
-                        </w:rPr>
-                        <m:t>1</m:t>
-                      </m:r>
-                    </m:sub>
-                  </m:sSub>
-                  <m:r>
-                    <w:rPr>
-                      <w:rFonts w:ascii="Cambria Math" w:hAnsi="Cambria Math"/>
-                      <w:lang w:val="en-US"/>
-                    </w:rPr>
-                    <m:t>,</m:t>
-                  </m:r>
-                  <m:sSub>
-                    <m:sSubPr>
-                      <m:ctrlPr>
-                        <w:rPr>
-                          <w:rFonts w:ascii="Cambria Math" w:hAnsi="Cambria Math"/>
-                          <w:i/>
-                          <w:lang w:val="en-US"/>
-                        </w:rPr>
-                      </m:ctrlPr>
-                    </m:sSubPr>
-                    <m:e>
-                      <m:r>
-                        <m:rPr>
-                          <m:sty m:val="p"/>
-                        </m:rPr>
-                        <w:rPr>
-                          <w:rFonts w:ascii="Cambria Math" w:hAnsi="Cambria Math"/>
-                          <w:lang w:val="en-US"/>
-                        </w:rPr>
-                        <m:t>σ</m:t>
-                      </m:r>
-                    </m:e>
-                    <m:sub>
-                      <m:r>
-                        <w:rPr>
-                          <w:rFonts w:ascii="Cambria Math" w:hAnsi="Cambria Math"/>
-                          <w:lang w:val="en-US"/>
-                        </w:rPr>
-                        <m:t>2</m:t>
-                      </m:r>
-                    </m:sub>
-                  </m:sSub>
-                  <m:r>
-                    <w:rPr>
-                      <w:rFonts w:ascii="Cambria Math" w:hAnsi="Cambria Math"/>
-                      <w:lang w:val="en-US"/>
-                    </w:rPr>
-                    <m:t>,</m:t>
-                  </m:r>
-                  <m:r>
-                    <m:rPr>
-                      <m:sty m:val="p"/>
-                    </m:rPr>
-                    <w:rPr>
-                      <w:rFonts w:ascii="Cambria Math" w:hAnsi="Cambria Math"/>
-                      <w:lang w:val="en-US"/>
-                    </w:rPr>
-                    <m:t>…</m:t>
-                  </m:r>
-                  <m:r>
-                    <w:rPr>
-                      <w:rFonts w:ascii="Cambria Math" w:hAnsi="Cambria Math"/>
-                      <w:lang w:val="en-US"/>
-                    </w:rPr>
-                    <m:t>,</m:t>
-                  </m:r>
-                  <m:sSub>
-                    <m:sSubPr>
-                      <m:ctrlPr>
-                        <w:rPr>
-                          <w:rFonts w:ascii="Cambria Math" w:hAnsi="Cambria Math"/>
-                          <w:i/>
-                          <w:lang w:val="en-US"/>
-                        </w:rPr>
-                      </m:ctrlPr>
-                    </m:sSubPr>
-                    <m:e>
-                      <m:r>
-                        <m:rPr>
-                          <m:sty m:val="p"/>
-                        </m:rPr>
-                        <w:rPr>
-                          <w:rFonts w:ascii="Cambria Math" w:hAnsi="Cambria Math"/>
-                          <w:lang w:val="en-US"/>
-                        </w:rPr>
-                        <m:t>σ</m:t>
-                      </m:r>
-                    </m:e>
-                    <m:sub>
-                      <m:r>
-                        <w:rPr>
-                          <w:rFonts w:ascii="Cambria Math" w:hAnsi="Cambria Math"/>
-                          <w:lang w:val="en-US"/>
-                        </w:rPr>
-                        <m:t>q</m:t>
-                      </m:r>
-                    </m:sub>
-                  </m:sSub>
-                </m:e>
-              </m:d>
-            </m:e>
-          </m:func>
-          <m:r>
-            <w:rPr>
-              <w:rFonts w:ascii="Cambria Math" w:hAnsi="Cambria Math"/>
-              <w:lang w:val="en-US"/>
-            </w:rPr>
-            <m:t>,</m:t>
-          </m:r>
-          <m:r>
-            <m:rPr>
-              <m:sty m:val="p"/>
-            </m:rPr>
-            <w:rPr>
-              <w:rFonts w:ascii="Cambria Math" w:hAnsi="Cambria Math"/>
-              <w:lang w:val="en-US"/>
-            </w:rPr>
-            <m:t>  </m:t>
-          </m:r>
-          <m:sSub>
-            <m:sSubPr>
-              <m:ctrlPr>
-                <w:rPr>
-                  <w:rFonts w:ascii="Cambria Math" w:hAnsi="Cambria Math"/>
-                  <w:i/>
-                  <w:lang w:val="en-US"/>
-                </w:rPr>
-              </m:ctrlPr>
-            </m:sSubPr>
-            <m:e>
-              <m:r>
-                <m:rPr>
-                  <m:sty m:val="p"/>
-                </m:rPr>
-                <w:rPr>
-                  <w:rFonts w:ascii="Cambria Math" w:hAnsi="Cambria Math"/>
-                  <w:lang w:val="en-US"/>
-                </w:rPr>
-                <m:t>σ</m:t>
-              </m:r>
-              <m:ctrlPr>
-                <w:rPr>
-                  <w:rFonts w:ascii="Cambria Math" w:hAnsi="Cambria Math"/>
-                  <w:lang w:val="en-US"/>
-                </w:rPr>
-              </m:ctrlPr>
-            </m:e>
-            <m:sub>
-              <m:r>
-                <w:rPr>
-                  <w:rFonts w:ascii="Cambria Math" w:hAnsi="Cambria Math"/>
-                  <w:lang w:val="en-US"/>
-                </w:rPr>
-                <m:t>1</m:t>
-              </m:r>
-            </m:sub>
-          </m:sSub>
-          <m:r>
-            <m:rPr>
-              <m:sty m:val="p"/>
-            </m:rPr>
-            <w:rPr>
-              <w:rFonts w:ascii="Cambria Math" w:hAnsi="Cambria Math"/>
-              <w:lang w:val="en-US"/>
-            </w:rPr>
-            <m:t>≥</m:t>
-          </m:r>
-          <m:r>
-            <w:rPr>
-              <w:rFonts w:ascii="Cambria Math" w:hAnsi="Cambria Math"/>
-              <w:lang w:val="en-US"/>
-            </w:rPr>
-            <m:t> </m:t>
-          </m:r>
-          <m:sSub>
-            <m:sSubPr>
-              <m:ctrlPr>
-                <w:rPr>
-                  <w:rFonts w:ascii="Cambria Math" w:hAnsi="Cambria Math"/>
-                  <w:i/>
-                  <w:lang w:val="en-US"/>
-                </w:rPr>
-              </m:ctrlPr>
-            </m:sSubPr>
-            <m:e>
-              <m:r>
-                <m:rPr>
-                  <m:sty m:val="p"/>
-                </m:rPr>
-                <w:rPr>
-                  <w:rFonts w:ascii="Cambria Math" w:hAnsi="Cambria Math"/>
-                  <w:lang w:val="en-US"/>
-                </w:rPr>
-                <m:t>σ</m:t>
-              </m:r>
-            </m:e>
-            <m:sub>
-              <m:r>
-                <w:rPr>
-                  <w:rFonts w:ascii="Cambria Math" w:hAnsi="Cambria Math"/>
-                  <w:lang w:val="en-US"/>
-                </w:rPr>
-                <m:t>2</m:t>
-              </m:r>
-            </m:sub>
-          </m:sSub>
-          <m:r>
-            <m:rPr>
-              <m:sty m:val="p"/>
-            </m:rPr>
-            <w:rPr>
-              <w:rFonts w:ascii="Cambria Math" w:hAnsi="Cambria Math"/>
-              <w:lang w:val="en-US"/>
-            </w:rPr>
-            <m:t>≥</m:t>
-          </m:r>
-          <m:r>
-            <w:rPr>
-              <w:rFonts w:ascii="Cambria Math" w:hAnsi="Cambria Math"/>
-              <w:lang w:val="en-US"/>
-            </w:rPr>
-            <m:t> </m:t>
-          </m:r>
-          <m:r>
-            <m:rPr>
-              <m:sty m:val="p"/>
-            </m:rPr>
-            <w:rPr>
-              <w:rFonts w:ascii="Cambria Math" w:hAnsi="Cambria Math"/>
-              <w:lang w:val="en-US"/>
-            </w:rPr>
-            <m:t>⋯</m:t>
-          </m:r>
-          <m:r>
-            <w:rPr>
-              <w:rFonts w:ascii="Cambria Math" w:hAnsi="Cambria Math"/>
-              <w:lang w:val="en-US"/>
-            </w:rPr>
-            <m:t> </m:t>
-          </m:r>
-          <m:r>
-            <m:rPr>
-              <m:sty m:val="p"/>
-            </m:rPr>
-            <w:rPr>
-              <w:rFonts w:ascii="Cambria Math" w:hAnsi="Cambria Math"/>
-              <w:lang w:val="en-US"/>
-            </w:rPr>
-            <m:t>≥</m:t>
-          </m:r>
-          <m:r>
-            <w:rPr>
-              <w:rFonts w:ascii="Cambria Math" w:hAnsi="Cambria Math"/>
-              <w:lang w:val="en-US"/>
-            </w:rPr>
-            <m:t> </m:t>
-          </m:r>
-          <m:sSub>
-            <m:sSubPr>
-              <m:ctrlPr>
-                <w:rPr>
-                  <w:rFonts w:ascii="Cambria Math" w:hAnsi="Cambria Math"/>
-                  <w:i/>
-                  <w:lang w:val="en-US"/>
-                </w:rPr>
-              </m:ctrlPr>
-            </m:sSubPr>
-            <m:e>
-              <m:r>
-                <m:rPr>
-                  <m:sty m:val="p"/>
-                </m:rPr>
-                <w:rPr>
-                  <w:rFonts w:ascii="Cambria Math" w:hAnsi="Cambria Math"/>
-                  <w:lang w:val="en-US"/>
-                </w:rPr>
-                <m:t>σ</m:t>
-              </m:r>
-            </m:e>
-            <m:sub>
-              <m:r>
-                <w:rPr>
-                  <w:rFonts w:ascii="Cambria Math" w:hAnsi="Cambria Math"/>
-                  <w:lang w:val="en-US"/>
-                </w:rPr>
-                <m:t>q</m:t>
-              </m:r>
-            </m:sub>
-          </m:sSub>
-          <m:r>
-            <m:rPr>
-              <m:sty m:val="p"/>
-            </m:rPr>
-            <w:rPr>
-              <w:rFonts w:ascii="Cambria Math" w:hAnsi="Cambria Math"/>
-              <w:lang w:val="en-US"/>
-            </w:rPr>
-            <m:t>≥</m:t>
-          </m:r>
-          <m:r>
-            <w:rPr>
-              <w:rFonts w:ascii="Cambria Math" w:hAnsi="Cambria Math"/>
-              <w:lang w:val="en-US"/>
-            </w:rPr>
-            <m:t> 0,</m:t>
-          </m:r>
-          <m:r>
-            <w:rPr>
-              <w:rFonts w:ascii="Cambria Math" w:hAnsi="Cambria Math"/>
-              <w:lang w:val="en-US"/>
-            </w:rPr>
-            <m:t xml:space="preserve"> </m:t>
-          </m:r>
-          <m:r>
-            <w:rPr>
-              <w:rFonts w:ascii="Cambria Math" w:hAnsi="Cambria Math"/>
-            </w:rPr>
-            <m:t xml:space="preserve"> </m:t>
-          </m:r>
-          <m:r>
-            <w:rPr>
-              <w:rFonts w:ascii="Cambria Math" w:hAnsi="Cambria Math"/>
-              <w:lang w:val="en-US"/>
-            </w:rPr>
-            <m:t>q=</m:t>
-          </m:r>
-          <m:func>
-            <m:funcPr>
-              <m:ctrlPr>
-                <w:rPr>
-                  <w:rFonts w:ascii="Cambria Math" w:hAnsi="Cambria Math"/>
-                  <w:lang w:val="en-US"/>
-                </w:rPr>
-              </m:ctrlPr>
-            </m:funcPr>
-            <m:fName>
-              <m:r>
-                <m:rPr>
-                  <m:sty m:val="p"/>
-                </m:rPr>
-                <w:rPr>
-                  <w:rFonts w:ascii="Cambria Math" w:hAnsi="Cambria Math"/>
-                  <w:lang w:val="en-US"/>
-                </w:rPr>
-                <m:t>min</m:t>
-              </m:r>
-              <m:ctrlPr>
-                <w:rPr>
-                  <w:rFonts w:ascii="Cambria Math" w:hAnsi="Cambria Math"/>
-                  <w:i/>
-                  <w:lang w:val="en-US"/>
-                </w:rPr>
-              </m:ctrlPr>
-            </m:fName>
-            <m:e>
-              <m:d>
-                <m:dPr>
-                  <m:ctrlPr>
-                    <w:rPr>
-                      <w:rFonts w:ascii="Cambria Math" w:hAnsi="Cambria Math"/>
-                      <w:i/>
-                      <w:lang w:val="en-US"/>
-                    </w:rPr>
-                  </m:ctrlPr>
-                </m:dPr>
-                <m:e>
-                  <m:r>
-                    <w:rPr>
-                      <w:rFonts w:ascii="Cambria Math" w:hAnsi="Cambria Math"/>
-                      <w:lang w:val="en-US"/>
-                    </w:rPr>
-                    <m:t>m,n</m:t>
-                  </m:r>
-                </m:e>
-              </m:d>
-            </m:e>
-          </m:func>
-          <m:r>
-            <w:rPr>
-              <w:rFonts w:ascii="Cambria Math" w:hAnsi="Cambria Math"/>
-              <w:lang w:val="en-US"/>
-            </w:rPr>
-            <m:t>.</m:t>
-          </m:r>
-        </m:oMath>
-      </m:oMathPara>
-    </w:p>
-    <w:p>
-      <w:pPr>
-        <w:pStyle w:val="TNR14"/>
-      </w:pPr>
-      <w:r>
-        <w:t>Каж</w:t>
-      </w:r>
-      <w:r>
-        <w:t xml:space="preserve">дое сингулярное число </w:t>
+        <w:t xml:space="preserve">Каждое сингулярное число </w:t>
       </w:r>
       <m:oMath>
         <m:sSub>
@@ -21716,80 +22295,7 @@
         </m:sSub>
       </m:oMath>
       <w:r>
-        <w:t xml:space="preserve"> задаёт вклад соответствующей компоненты в структуру матрицы. Вектор </w:t>
-      </w:r>
-      <m:oMath>
-        <m:sSub>
-          <m:sSubPr>
-            <m:ctrlPr>
-              <w:rPr>
-                <w:rFonts w:ascii="Cambria Math" w:hAnsi="Cambria Math"/>
-                <w:i/>
-              </w:rPr>
-            </m:ctrlPr>
-          </m:sSubPr>
-          <m:e>
-            <m:r>
-              <m:rPr>
-                <m:sty m:val="p"/>
-              </m:rPr>
-              <w:rPr>
-                <w:rFonts w:ascii="Cambria Math" w:hAnsi="Cambria Math"/>
-              </w:rPr>
-              <m:t>u</m:t>
-            </m:r>
-            <m:ctrlPr>
-              <w:rPr>
-                <w:rFonts w:ascii="Cambria Math" w:hAnsi="Cambria Math"/>
-              </w:rPr>
-            </m:ctrlPr>
-          </m:e>
-          <m:sub>
-            <m:r>
-              <m:rPr>
-                <m:sty m:val="p"/>
-              </m:rPr>
-              <w:rPr>
-                <w:rFonts w:ascii="Cambria Math" w:hAnsi="Cambria Math"/>
-              </w:rPr>
-              <m:t>k</m:t>
-            </m:r>
-          </m:sub>
-        </m:sSub>
-      </m:oMath>
-      <w:r>
-        <w:t xml:space="preserve"> является k-м собственным вектором левой сингулярной системы, а вектор </w:t>
-      </w:r>
-      <m:oMath>
-        <m:sSub>
-          <m:sSubPr>
-            <m:ctrlPr>
-              <w:rPr>
-                <w:rFonts w:ascii="Cambria Math" w:hAnsi="Cambria Math"/>
-                <w:i/>
-              </w:rPr>
-            </m:ctrlPr>
-          </m:sSubPr>
-          <m:e>
-            <m:r>
-              <w:rPr>
-                <w:rFonts w:ascii="Cambria Math" w:hAnsi="Cambria Math"/>
-              </w:rPr>
-              <m:t>v</m:t>
-            </m:r>
-          </m:e>
-          <m:sub>
-            <m:r>
-              <w:rPr>
-                <w:rFonts w:ascii="Cambria Math" w:hAnsi="Cambria Math"/>
-              </w:rPr>
-              <m:t>k</m:t>
-            </m:r>
-          </m:sub>
-        </m:sSub>
-      </m:oMath>
-      <w:r>
-        <w:t xml:space="preserve"> — (k)-м правым сингулярным вектором.</w:t>
+        <w:t xml:space="preserve"> задаёт вклад соответствующей компоненты в структуру матрицы. </w:t>
       </w:r>
     </w:p>
     <w:p>
@@ -21805,7 +22311,13 @@
         <w:t>Так как м</w:t>
       </w:r>
       <w:r>
-        <w:t>атрица H может быть представлена в виде суммы ранговых матриц:</w:t>
+        <w:t xml:space="preserve">атрица H может быть представлена в виде суммы </w:t>
+      </w:r>
+      <w:r>
+        <w:t xml:space="preserve">1 </w:t>
+      </w:r>
+      <w:r>
+        <w:t>ранговых матриц:</w:t>
       </w:r>
     </w:p>
     <w:p>
@@ -22274,12 +22786,14 @@
       <w:pPr>
         <w:pStyle w:val="21"/>
       </w:pPr>
+      <w:bookmarkStart w:id="41" w:name="_Toc226335124"/>
       <w:r>
         <w:t>2.</w:t>
       </w:r>
       <w:r>
         <w:t>3. Обратное преобразование к одномерному сигналу</w:t>
       </w:r>
+      <w:bookmarkEnd w:id="41"/>
     </w:p>
     <w:p>
       <w:pPr>
@@ -22325,7 +22839,6 @@
         <w:pStyle w:val="TNR14"/>
       </w:pPr>
       <w:r>
-        <w:lastRenderedPageBreak/>
         <w:t>Пусть восстановленный сигнал обозначен как</w:t>
       </w:r>
     </w:p>
@@ -23601,15 +24114,14 @@
       <w:pPr>
         <w:pStyle w:val="21"/>
       </w:pPr>
-      <w:r>
-        <w:rPr>
-          <w:lang w:val="en-US"/>
-        </w:rPr>
+      <w:bookmarkStart w:id="42" w:name="_Toc226335125"/>
+      <w:r>
         <w:t>2.</w:t>
       </w:r>
       <w:r>
         <w:t>4. Итоговый алгоритм</w:t>
       </w:r>
+      <w:bookmarkEnd w:id="42"/>
     </w:p>
     <w:p>
       <w:pPr>
@@ -23645,9 +24157,6 @@
     <w:p>
       <w:pPr>
         <w:pStyle w:val="TNR14"/>
-        <w:rPr>
-          <w:lang w:val="en-US"/>
-        </w:rPr>
       </w:pPr>
       <w:r>
         <w:t>1. По сигналу строится матрица Ханкеля (H), элементы которой задаются равенством</w:t>
@@ -23745,9 +24254,6 @@
     <w:p>
       <w:pPr>
         <w:pStyle w:val="TNR14"/>
-        <w:rPr>
-          <w:lang w:val="en-US"/>
-        </w:rPr>
       </w:pPr>
     </w:p>
     <w:p>
@@ -23837,9 +24343,6 @@
     <w:p>
       <w:pPr>
         <w:pStyle w:val="TNR14"/>
-        <w:rPr>
-          <w:lang w:val="en-US"/>
-        </w:rPr>
       </w:pPr>
       <w:r>
         <w:t>3. Матрица аппроксимируется суммой наиболее значимых сингулярных компонент</w:t>
@@ -24056,7 +24559,6 @@
         <w:pStyle w:val="TNR14"/>
       </w:pPr>
       <w:r>
-        <w:lastRenderedPageBreak/>
         <w:t xml:space="preserve">4. По матрице </w:t>
       </w:r>
       <m:oMath>
@@ -24086,9 +24588,6 @@
     <w:p>
       <w:pPr>
         <w:pStyle w:val="TNR14"/>
-        <w:rPr>
-          <w:lang w:val="en-US"/>
-        </w:rPr>
       </w:pPr>
     </w:p>
     <w:p>
@@ -24422,21 +24921,59 @@
       </w:r>
     </w:p>
     <w:p/>
+    <w:p/>
+    <w:p/>
     <w:p>
       <w:pPr>
+        <w:pStyle w:val="21"/>
+      </w:pPr>
+      <w:bookmarkStart w:id="43" w:name="_Toc226335126"/>
+      <w:r>
+        <w:t>2.5 Пример фильтрации синусоидального сигнала</w:t>
+      </w:r>
+      <w:bookmarkEnd w:id="43"/>
+    </w:p>
+    <w:p>
+      <w:pPr>
+        <w:pStyle w:val="TNR14"/>
+      </w:pPr>
+      <w:r>
+        <w:t>Зададим некоторый</w:t>
+      </w:r>
+      <w:r>
+        <w:t xml:space="preserve"> </w:t>
+      </w:r>
+      <w:r>
+        <w:t xml:space="preserve">дискретный сигнал </w:t>
+      </w:r>
+      <w:r>
         <w:rPr>
           <w:lang w:val="en-US"/>
         </w:rPr>
-      </w:pPr>
-      <w:r>
-        <w:rPr>
-          <w:noProof/>
+        <w:t>X</w:t>
+      </w:r>
+      <w:r>
+        <w:t>, состоящий из 300 отсчётов</w:t>
+      </w:r>
+      <w:r>
+        <w:t>:</w:t>
+      </w:r>
+    </w:p>
+    <w:p>
+      <w:pPr>
+        <w:jc w:val="both"/>
+      </w:pPr>
+    </w:p>
+    <w:p>
+      <w:r>
+        <w:rPr>
+          <w:lang w:val="en-US"/>
         </w:rPr>
         <w:drawing>
-          <wp:inline distT="0" distB="0" distL="0" distR="0" wp14:anchorId="7A6B0431" wp14:editId="0F19F3A5">
-            <wp:extent cx="5940425" cy="1410970"/>
-            <wp:effectExtent l="0" t="0" r="3175" b="0"/>
-            <wp:docPr id="1234949827" name="Рисунок 1"/>
+          <wp:inline distT="0" distB="0" distL="0" distR="0" wp14:anchorId="54AA9151" wp14:editId="1CD33214">
+            <wp:extent cx="5940425" cy="1387475"/>
+            <wp:effectExtent l="0" t="0" r="3175" b="3175"/>
+            <wp:docPr id="563929999" name="Рисунок 1"/>
             <wp:cNvGraphicFramePr>
               <a:graphicFrameLocks xmlns:a="http://schemas.openxmlformats.org/drawingml/2006/main" noChangeAspect="1"/>
             </wp:cNvGraphicFramePr>
@@ -24444,54 +24981,7 @@
               <a:graphicData uri="http://schemas.openxmlformats.org/drawingml/2006/picture">
                 <pic:pic xmlns:pic="http://schemas.openxmlformats.org/drawingml/2006/picture">
                   <pic:nvPicPr>
-                    <pic:cNvPr id="1234949827" name=""/>
-                    <pic:cNvPicPr/>
-                  </pic:nvPicPr>
-                  <pic:blipFill>
-                    <a:blip r:embed="rId5"/>
-                    <a:stretch>
-                      <a:fillRect/>
-                    </a:stretch>
-                  </pic:blipFill>
-                  <pic:spPr>
-                    <a:xfrm>
-                      <a:off x="0" y="0"/>
-                      <a:ext cx="5940425" cy="1410970"/>
-                    </a:xfrm>
-                    <a:prstGeom prst="rect">
-                      <a:avLst/>
-                    </a:prstGeom>
-                  </pic:spPr>
-                </pic:pic>
-              </a:graphicData>
-            </a:graphic>
-          </wp:inline>
-        </w:drawing>
-      </w:r>
-    </w:p>
-    <w:p>
-      <w:pPr>
-        <w:jc w:val="both"/>
-        <w:rPr>
-          <w:lang w:val="en-US"/>
-        </w:rPr>
-      </w:pPr>
-    </w:p>
-    <w:p>
-      <w:r>
-        <w:drawing>
-          <wp:inline distT="0" distB="0" distL="0" distR="0" wp14:anchorId="2AC91161" wp14:editId="4AAEC923">
-            <wp:extent cx="5940425" cy="1431290"/>
-            <wp:effectExtent l="0" t="0" r="3175" b="0"/>
-            <wp:docPr id="2077939985" name="Рисунок 1"/>
-            <wp:cNvGraphicFramePr>
-              <a:graphicFrameLocks xmlns:a="http://schemas.openxmlformats.org/drawingml/2006/main" noChangeAspect="1"/>
-            </wp:cNvGraphicFramePr>
-            <a:graphic xmlns:a="http://schemas.openxmlformats.org/drawingml/2006/main">
-              <a:graphicData uri="http://schemas.openxmlformats.org/drawingml/2006/picture">
-                <pic:pic xmlns:pic="http://schemas.openxmlformats.org/drawingml/2006/picture">
-                  <pic:nvPicPr>
-                    <pic:cNvPr id="2077939985" name=""/>
+                    <pic:cNvPr id="563929999" name=""/>
                     <pic:cNvPicPr/>
                   </pic:nvPicPr>
                   <pic:blipFill>
@@ -24503,7 +24993,7 @@
                   <pic:spPr>
                     <a:xfrm>
                       <a:off x="0" y="0"/>
-                      <a:ext cx="5940425" cy="1431290"/>
+                      <a:ext cx="5940425" cy="1387475"/>
                     </a:xfrm>
                     <a:prstGeom prst="rect">
                       <a:avLst/>
@@ -24514,6 +25004,1098 @@
             </a:graphic>
           </wp:inline>
         </w:drawing>
+      </w:r>
+    </w:p>
+    <w:p>
+      <w:r>
+        <w:t>Рисунок 2.</w:t>
+      </w:r>
+      <w:r>
+        <w:t>5.1 — Исходный сигнал</w:t>
+      </w:r>
+    </w:p>
+    <w:p>
+      <w:pPr>
+        <w:pStyle w:val="TNR14"/>
+      </w:pPr>
+      <w:r>
+        <w:t>Добавим к нему нормально распределённый шум</w:t>
+      </w:r>
+      <w:r>
+        <w:t>:</w:t>
+      </w:r>
+    </w:p>
+    <w:p>
+      <w:pPr>
+        <w:pStyle w:val="TNR14"/>
+        <w:rPr>
+          <w:lang w:val="en-US"/>
+        </w:rPr>
+      </w:pPr>
+      <m:oMathPara>
+        <m:oMath>
+          <m:sSub>
+            <m:sSubPr>
+              <m:ctrlPr>
+                <w:rPr>
+                  <w:rFonts w:ascii="Cambria Math" w:hAnsi="Cambria Math"/>
+                  <w:lang w:val="en-US"/>
+                </w:rPr>
+              </m:ctrlPr>
+            </m:sSubPr>
+            <m:e>
+              <m:r>
+                <w:rPr>
+                  <w:rFonts w:ascii="Cambria Math" w:hAnsi="Cambria Math"/>
+                  <w:lang w:val="en-US"/>
+                </w:rPr>
+                <m:t>X</m:t>
+              </m:r>
+            </m:e>
+            <m:sub>
+              <m:sSub>
+                <m:sSubPr>
+                  <m:ctrlPr>
+                    <w:rPr>
+                      <w:rFonts w:ascii="Cambria Math" w:hAnsi="Cambria Math"/>
+                      <w:lang w:val="en-US"/>
+                    </w:rPr>
+                  </m:ctrlPr>
+                </m:sSubPr>
+                <m:e>
+                  <m:r>
+                    <w:rPr>
+                      <w:rFonts w:ascii="Cambria Math" w:hAnsi="Cambria Math"/>
+                      <w:lang w:val="en-US"/>
+                    </w:rPr>
+                    <m:t>n</m:t>
+                  </m:r>
+                </m:e>
+                <m:sub>
+                  <m:r>
+                    <w:rPr>
+                      <w:rFonts w:ascii="Cambria Math" w:hAnsi="Cambria Math"/>
+                      <w:lang w:val="en-US"/>
+                    </w:rPr>
+                    <m:t>i</m:t>
+                  </m:r>
+                </m:sub>
+              </m:sSub>
+            </m:sub>
+          </m:sSub>
+          <m:r>
+            <m:rPr>
+              <m:sty m:val="p"/>
+            </m:rPr>
+            <w:rPr>
+              <w:rFonts w:ascii="Cambria Math" w:hAnsi="Cambria Math"/>
+              <w:lang w:val="en-US"/>
+            </w:rPr>
+            <m:t>=</m:t>
+          </m:r>
+          <m:sSub>
+            <m:sSubPr>
+              <m:ctrlPr>
+                <w:rPr>
+                  <w:rFonts w:ascii="Cambria Math" w:hAnsi="Cambria Math"/>
+                  <w:lang w:val="en-US"/>
+                </w:rPr>
+              </m:ctrlPr>
+            </m:sSubPr>
+            <m:e>
+              <m:r>
+                <w:rPr>
+                  <w:rFonts w:ascii="Cambria Math" w:hAnsi="Cambria Math"/>
+                  <w:lang w:val="en-US"/>
+                </w:rPr>
+                <m:t>X</m:t>
+              </m:r>
+            </m:e>
+            <m:sub>
+              <m:r>
+                <w:rPr>
+                  <w:rFonts w:ascii="Cambria Math" w:hAnsi="Cambria Math"/>
+                  <w:lang w:val="en-US"/>
+                </w:rPr>
+                <m:t>i</m:t>
+              </m:r>
+            </m:sub>
+          </m:sSub>
+          <m:r>
+            <m:rPr>
+              <m:sty m:val="p"/>
+            </m:rPr>
+            <w:rPr>
+              <w:rFonts w:ascii="Cambria Math" w:hAnsi="Cambria Math"/>
+              <w:lang w:val="en-US"/>
+            </w:rPr>
+            <m:t>+</m:t>
+          </m:r>
+          <m:sSub>
+            <m:sSubPr>
+              <m:ctrlPr>
+                <w:rPr>
+                  <w:rFonts w:ascii="Cambria Math" w:eastAsiaTheme="minorEastAsia" w:hAnsi="Cambria Math"/>
+                  <w:lang w:val="en-US"/>
+                </w:rPr>
+              </m:ctrlPr>
+            </m:sSubPr>
+            <m:e>
+              <m:r>
+                <w:rPr>
+                  <w:rFonts w:ascii="Cambria Math" w:hAnsi="Cambria Math"/>
+                  <w:lang w:val="en-US"/>
+                </w:rPr>
+                <m:t>N</m:t>
+              </m:r>
+              <m:ctrlPr>
+                <w:rPr>
+                  <w:rFonts w:ascii="Cambria Math" w:hAnsi="Cambria Math"/>
+                  <w:lang w:val="en-US"/>
+                </w:rPr>
+              </m:ctrlPr>
+            </m:e>
+            <m:sub>
+              <m:r>
+                <w:rPr>
+                  <w:rFonts w:ascii="Cambria Math" w:eastAsiaTheme="minorEastAsia" w:hAnsi="Cambria Math"/>
+                  <w:lang w:val="en-US"/>
+                </w:rPr>
+                <m:t>i</m:t>
+              </m:r>
+            </m:sub>
+          </m:sSub>
+        </m:oMath>
+      </m:oMathPara>
+    </w:p>
+    <w:p>
+      <w:pPr>
+        <w:jc w:val="both"/>
+        <w:rPr>
+          <w:lang w:val="en-US"/>
+        </w:rPr>
+      </w:pPr>
+    </w:p>
+    <w:p>
+      <w:pPr>
+        <w:rPr>
+          <w:lang w:val="en-US"/>
+        </w:rPr>
+      </w:pPr>
+      <w:r>
+        <w:rPr>
+          <w:lang w:val="en-US"/>
+        </w:rPr>
+        <w:drawing>
+          <wp:inline distT="0" distB="0" distL="0" distR="0" wp14:anchorId="6E648B04" wp14:editId="56270D11">
+            <wp:extent cx="5940425" cy="1392555"/>
+            <wp:effectExtent l="0" t="0" r="3175" b="0"/>
+            <wp:docPr id="1399540833" name="Рисунок 1"/>
+            <wp:cNvGraphicFramePr>
+              <a:graphicFrameLocks xmlns:a="http://schemas.openxmlformats.org/drawingml/2006/main" noChangeAspect="1"/>
+            </wp:cNvGraphicFramePr>
+            <a:graphic xmlns:a="http://schemas.openxmlformats.org/drawingml/2006/main">
+              <a:graphicData uri="http://schemas.openxmlformats.org/drawingml/2006/picture">
+                <pic:pic xmlns:pic="http://schemas.openxmlformats.org/drawingml/2006/picture">
+                  <pic:nvPicPr>
+                    <pic:cNvPr id="1399540833" name=""/>
+                    <pic:cNvPicPr/>
+                  </pic:nvPicPr>
+                  <pic:blipFill>
+                    <a:blip r:embed="rId7"/>
+                    <a:stretch>
+                      <a:fillRect/>
+                    </a:stretch>
+                  </pic:blipFill>
+                  <pic:spPr>
+                    <a:xfrm>
+                      <a:off x="0" y="0"/>
+                      <a:ext cx="5940425" cy="1392555"/>
+                    </a:xfrm>
+                    <a:prstGeom prst="rect">
+                      <a:avLst/>
+                    </a:prstGeom>
+                  </pic:spPr>
+                </pic:pic>
+              </a:graphicData>
+            </a:graphic>
+          </wp:inline>
+        </w:drawing>
+      </w:r>
+    </w:p>
+    <w:p>
+      <w:r>
+        <w:t>Рисунок 2.5.</w:t>
+      </w:r>
+      <w:r>
+        <w:t>2</w:t>
+      </w:r>
+      <w:r>
+        <w:t xml:space="preserve"> — </w:t>
+      </w:r>
+      <w:r>
+        <w:t>Зашумленный</w:t>
+      </w:r>
+      <w:r>
+        <w:t xml:space="preserve"> сигнал</w:t>
+      </w:r>
+    </w:p>
+    <w:p>
+      <w:pPr>
+        <w:pStyle w:val="TNR14"/>
+      </w:pPr>
+    </w:p>
+    <w:p>
+      <w:pPr>
+        <w:pStyle w:val="TNR14"/>
+      </w:pPr>
+    </w:p>
+    <w:p>
+      <w:pPr>
+        <w:pStyle w:val="TNR14"/>
+      </w:pPr>
+      <w:r>
+        <w:t xml:space="preserve">Строим матрицу Ханкеля с окном </w:t>
+      </w:r>
+      <w:r>
+        <w:rPr>
+          <w:lang w:val="en-US"/>
+        </w:rPr>
+        <w:t>L</w:t>
+      </w:r>
+      <w:r>
+        <w:t>=200</w:t>
+      </w:r>
+    </w:p>
+    <w:p>
+      <w:pPr>
+        <w:pStyle w:val="TNR14"/>
+      </w:pPr>
+      <w:r>
+        <w:t>Сингулярными числами</w:t>
+      </w:r>
+      <w:r>
+        <w:t xml:space="preserve"> такой</w:t>
+      </w:r>
+      <w:r>
+        <w:t xml:space="preserve"> </w:t>
+      </w:r>
+      <w:r>
+        <w:t>матрицы</w:t>
+      </w:r>
+      <w:r>
+        <w:t xml:space="preserve"> </w:t>
+      </w:r>
+      <w:r>
+        <w:t>являются</w:t>
+      </w:r>
+      <w:r>
+        <w:t>:</w:t>
+      </w:r>
+    </w:p>
+    <w:p>
+      <w:pPr>
+        <w:pStyle w:val="TNR14"/>
+        <w:rPr>
+          <w:i/>
+          <w:lang w:val="en-US"/>
+        </w:rPr>
+      </w:pPr>
+      <m:oMathPara>
+        <m:oMath>
+          <m:sSub>
+            <m:sSubPr>
+              <m:ctrlPr>
+                <w:rPr>
+                  <w:rFonts w:ascii="Cambria Math" w:hAnsi="Cambria Math"/>
+                  <w:i/>
+                </w:rPr>
+              </m:ctrlPr>
+            </m:sSubPr>
+            <m:e>
+              <m:r>
+                <w:rPr>
+                  <w:rFonts w:ascii="Cambria Math" w:hAnsi="Cambria Math"/>
+                </w:rPr>
+                <m:t>σ</m:t>
+              </m:r>
+              <m:ctrlPr>
+                <w:rPr>
+                  <w:rFonts w:ascii="Cambria Math" w:hAnsi="Cambria Math"/>
+                </w:rPr>
+              </m:ctrlPr>
+            </m:e>
+            <m:sub>
+              <m:r>
+                <w:rPr>
+                  <w:rFonts w:ascii="Cambria Math" w:hAnsi="Cambria Math"/>
+                </w:rPr>
+                <m:t>1</m:t>
+              </m:r>
+            </m:sub>
+          </m:sSub>
+          <m:r>
+            <w:rPr>
+              <w:rFonts w:ascii="Cambria Math" w:hAnsi="Cambria Math"/>
+            </w:rPr>
+            <m:t>=74,38</m:t>
+          </m:r>
+          <m:r>
+            <w:rPr>
+              <w:rFonts w:ascii="Cambria Math" w:hAnsi="Cambria Math"/>
+              <w:lang w:val="en-US"/>
+            </w:rPr>
+            <m:t>;</m:t>
+          </m:r>
+          <m:r>
+            <w:rPr>
+              <w:rFonts w:ascii="Cambria Math" w:hAnsi="Cambria Math"/>
+              <w:lang w:val="en-US"/>
+            </w:rPr>
+            <m:t xml:space="preserve"> </m:t>
+          </m:r>
+          <m:sSub>
+            <m:sSubPr>
+              <m:ctrlPr>
+                <w:rPr>
+                  <w:rFonts w:ascii="Cambria Math" w:hAnsi="Cambria Math"/>
+                  <w:i/>
+                  <w:lang w:val="en-US"/>
+                </w:rPr>
+              </m:ctrlPr>
+            </m:sSubPr>
+            <m:e>
+              <m:r>
+                <w:rPr>
+                  <w:rFonts w:ascii="Cambria Math" w:hAnsi="Cambria Math"/>
+                  <w:lang w:val="en-US"/>
+                </w:rPr>
+                <m:t>σ</m:t>
+              </m:r>
+            </m:e>
+            <m:sub>
+              <m:r>
+                <w:rPr>
+                  <w:rFonts w:ascii="Cambria Math" w:hAnsi="Cambria Math"/>
+                  <w:lang w:val="en-US"/>
+                </w:rPr>
+                <m:t>2</m:t>
+              </m:r>
+            </m:sub>
+          </m:sSub>
+          <m:r>
+            <w:rPr>
+              <w:rFonts w:ascii="Cambria Math" w:hAnsi="Cambria Math"/>
+              <w:lang w:val="en-US"/>
+            </w:rPr>
+            <m:t>=73,24;</m:t>
+          </m:r>
+          <m:r>
+            <w:rPr>
+              <w:rFonts w:ascii="Cambria Math" w:hAnsi="Cambria Math"/>
+              <w:lang w:val="en-US"/>
+            </w:rPr>
+            <m:t xml:space="preserve"> </m:t>
+          </m:r>
+          <m:sSub>
+            <m:sSubPr>
+              <m:ctrlPr>
+                <w:rPr>
+                  <w:rFonts w:ascii="Cambria Math" w:hAnsi="Cambria Math"/>
+                  <w:i/>
+                  <w:lang w:val="en-US"/>
+                </w:rPr>
+              </m:ctrlPr>
+            </m:sSubPr>
+            <m:e>
+              <m:r>
+                <w:rPr>
+                  <w:rFonts w:ascii="Cambria Math" w:hAnsi="Cambria Math"/>
+                  <w:lang w:val="en-US"/>
+                </w:rPr>
+                <m:t>σ</m:t>
+              </m:r>
+            </m:e>
+            <m:sub>
+              <m:r>
+                <w:rPr>
+                  <w:rFonts w:ascii="Cambria Math" w:hAnsi="Cambria Math"/>
+                  <w:lang w:val="en-US"/>
+                </w:rPr>
+                <m:t>3</m:t>
+              </m:r>
+            </m:sub>
+          </m:sSub>
+          <m:r>
+            <w:rPr>
+              <w:rFonts w:ascii="Cambria Math" w:hAnsi="Cambria Math"/>
+              <w:lang w:val="en-US"/>
+            </w:rPr>
+            <m:t>=19,08</m:t>
+          </m:r>
+          <m:r>
+            <w:rPr>
+              <w:rFonts w:ascii="Cambria Math" w:hAnsi="Cambria Math"/>
+              <w:lang w:val="en-US"/>
+            </w:rPr>
+            <m:t xml:space="preserve">; </m:t>
+          </m:r>
+          <m:sSub>
+            <m:sSubPr>
+              <m:ctrlPr>
+                <w:rPr>
+                  <w:rFonts w:ascii="Cambria Math" w:hAnsi="Cambria Math"/>
+                  <w:i/>
+                  <w:lang w:val="en-US"/>
+                </w:rPr>
+              </m:ctrlPr>
+            </m:sSubPr>
+            <m:e>
+              <m:r>
+                <w:rPr>
+                  <w:rFonts w:ascii="Cambria Math" w:hAnsi="Cambria Math"/>
+                  <w:lang w:val="en-US"/>
+                </w:rPr>
+                <m:t>σ</m:t>
+              </m:r>
+              <m:ctrlPr>
+                <w:rPr>
+                  <w:rFonts w:ascii="Cambria Math" w:hAnsi="Cambria Math"/>
+                  <w:lang w:val="en-US"/>
+                </w:rPr>
+              </m:ctrlPr>
+            </m:e>
+            <m:sub>
+              <m:r>
+                <w:rPr>
+                  <w:rFonts w:ascii="Cambria Math" w:hAnsi="Cambria Math"/>
+                  <w:lang w:val="en-US"/>
+                </w:rPr>
+                <m:t>4</m:t>
+              </m:r>
+            </m:sub>
+          </m:sSub>
+          <m:r>
+            <w:rPr>
+              <w:rFonts w:ascii="Cambria Math" w:hAnsi="Cambria Math"/>
+              <w:lang w:val="en-US"/>
+            </w:rPr>
+            <m:t>=18,82</m:t>
+          </m:r>
+          <m:r>
+            <w:rPr>
+              <w:rFonts w:ascii="Cambria Math" w:hAnsi="Cambria Math"/>
+              <w:lang w:val="en-US"/>
+            </w:rPr>
+            <m:t>;</m:t>
+          </m:r>
+          <m:r>
+            <w:rPr>
+              <w:rFonts w:ascii="Cambria Math" w:hAnsi="Cambria Math"/>
+              <w:lang w:val="en-US"/>
+            </w:rPr>
+            <m:t xml:space="preserve"> </m:t>
+          </m:r>
+          <m:r>
+            <w:rPr>
+              <w:rFonts w:ascii="Cambria Math" w:hAnsi="Cambria Math"/>
+              <w:lang w:val="en-US"/>
+            </w:rPr>
+            <m:t xml:space="preserve"> </m:t>
+          </m:r>
+          <m:r>
+            <w:rPr>
+              <w:rFonts w:ascii="Cambria Math" w:hAnsi="Cambria Math"/>
+              <w:lang w:val="en-US"/>
+            </w:rPr>
+            <m:t>...</m:t>
+          </m:r>
+          <m:r>
+            <w:rPr>
+              <w:rFonts w:ascii="Cambria Math" w:hAnsi="Cambria Math"/>
+              <w:lang w:val="en-US"/>
+            </w:rPr>
+            <m:t xml:space="preserve">  </m:t>
+          </m:r>
+          <m:sSub>
+            <m:sSubPr>
+              <m:ctrlPr>
+                <w:rPr>
+                  <w:rFonts w:ascii="Cambria Math" w:hAnsi="Cambria Math"/>
+                  <w:i/>
+                  <w:lang w:val="en-US"/>
+                </w:rPr>
+              </m:ctrlPr>
+            </m:sSubPr>
+            <m:e>
+              <m:r>
+                <w:rPr>
+                  <w:rFonts w:ascii="Cambria Math" w:hAnsi="Cambria Math"/>
+                  <w:lang w:val="en-US"/>
+                </w:rPr>
+                <m:t>σ</m:t>
+              </m:r>
+              <m:ctrlPr>
+                <w:rPr>
+                  <w:rFonts w:ascii="Cambria Math" w:hAnsi="Cambria Math"/>
+                  <w:lang w:val="en-US"/>
+                </w:rPr>
+              </m:ctrlPr>
+            </m:e>
+            <m:sub>
+              <m:r>
+                <w:rPr>
+                  <w:rFonts w:ascii="Cambria Math" w:hAnsi="Cambria Math"/>
+                  <w:lang w:val="en-US"/>
+                </w:rPr>
+                <m:t>100</m:t>
+              </m:r>
+            </m:sub>
+          </m:sSub>
+          <m:r>
+            <w:rPr>
+              <w:rFonts w:ascii="Cambria Math" w:hAnsi="Cambria Math"/>
+              <w:lang w:val="en-US"/>
+            </w:rPr>
+            <m:t>=</m:t>
+          </m:r>
+          <m:r>
+            <w:rPr>
+              <w:rFonts w:ascii="Cambria Math" w:hAnsi="Cambria Math"/>
+              <w:lang w:val="en-US"/>
+            </w:rPr>
+            <m:t>3,23</m:t>
+          </m:r>
+        </m:oMath>
+      </m:oMathPara>
+    </w:p>
+    <w:p>
+      <w:pPr>
+        <w:pStyle w:val="TNR14"/>
+        <w:rPr>
+          <w:lang w:val="en-US"/>
+        </w:rPr>
+      </w:pPr>
+      <w:r>
+        <w:t>Оставляем только первые 2 сингулярных числа</w:t>
+      </w:r>
+      <w:r>
+        <w:t>:</w:t>
+      </w:r>
+    </w:p>
+    <w:p>
+      <w:pPr>
+        <w:pStyle w:val="TNR14"/>
+      </w:pPr>
+      <m:oMathPara>
+        <m:oMath>
+          <m:acc>
+            <m:accPr>
+              <m:chr m:val="̃"/>
+              <m:ctrlPr>
+                <w:rPr>
+                  <w:rFonts w:ascii="Cambria Math" w:eastAsiaTheme="minorHAnsi" w:hAnsi="Cambria Math" w:cstheme="minorBidi"/>
+                  <w:i/>
+                  <w:color w:val="auto"/>
+                  <w:sz w:val="24"/>
+                  <w:szCs w:val="22"/>
+                  <w:lang w:val="en-US"/>
+                </w:rPr>
+              </m:ctrlPr>
+            </m:accPr>
+            <m:e>
+              <m:r>
+                <w:rPr>
+                  <w:rFonts w:ascii="Cambria Math" w:hAnsi="Cambria Math"/>
+                  <w:lang w:val="en-US"/>
+                </w:rPr>
+                <m:t>M</m:t>
+              </m:r>
+            </m:e>
+          </m:acc>
+          <m:r>
+            <w:rPr>
+              <w:rFonts w:ascii="Cambria Math" w:hAnsi="Cambria Math"/>
+            </w:rPr>
+            <m:t>=</m:t>
+          </m:r>
+          <m:nary>
+            <m:naryPr>
+              <m:chr m:val="∑"/>
+              <m:ctrlPr>
+                <w:rPr>
+                  <w:rFonts w:ascii="Cambria Math" w:hAnsi="Cambria Math"/>
+                  <w:lang w:val="en-US"/>
+                </w:rPr>
+              </m:ctrlPr>
+            </m:naryPr>
+            <m:sub>
+              <m:r>
+                <w:rPr>
+                  <w:rFonts w:ascii="Cambria Math" w:hAnsi="Cambria Math"/>
+                  <w:lang w:val="en-US"/>
+                </w:rPr>
+                <m:t>k</m:t>
+              </m:r>
+              <m:r>
+                <w:rPr>
+                  <w:rFonts w:ascii="Cambria Math" w:hAnsi="Cambria Math"/>
+                </w:rPr>
+                <m:t>=1</m:t>
+              </m:r>
+              <m:ctrlPr>
+                <w:rPr>
+                  <w:rFonts w:ascii="Cambria Math" w:hAnsi="Cambria Math"/>
+                  <w:i/>
+                  <w:lang w:val="en-US"/>
+                </w:rPr>
+              </m:ctrlPr>
+            </m:sub>
+            <m:sup>
+              <m:r>
+                <w:rPr>
+                  <w:rFonts w:ascii="Cambria Math" w:hAnsi="Cambria Math"/>
+                </w:rPr>
+                <m:t>2</m:t>
+              </m:r>
+              <m:ctrlPr>
+                <w:rPr>
+                  <w:rFonts w:ascii="Cambria Math" w:hAnsi="Cambria Math"/>
+                  <w:i/>
+                  <w:lang w:val="en-US"/>
+                </w:rPr>
+              </m:ctrlPr>
+            </m:sup>
+            <m:e>
+              <m:sSub>
+                <m:sSubPr>
+                  <m:ctrlPr>
+                    <w:rPr>
+                      <w:rFonts w:ascii="Cambria Math" w:hAnsi="Cambria Math"/>
+                      <w:i/>
+                      <w:lang w:val="en-US"/>
+                    </w:rPr>
+                  </m:ctrlPr>
+                </m:sSubPr>
+                <m:e>
+                  <m:r>
+                    <m:rPr>
+                      <m:sty m:val="p"/>
+                    </m:rPr>
+                    <w:rPr>
+                      <w:rFonts w:ascii="Cambria Math" w:hAnsi="Cambria Math"/>
+                      <w:lang w:val="en-US"/>
+                    </w:rPr>
+                    <m:t>σ</m:t>
+                  </m:r>
+                  <m:ctrlPr>
+                    <w:rPr>
+                      <w:rFonts w:ascii="Cambria Math" w:hAnsi="Cambria Math"/>
+                      <w:lang w:val="en-US"/>
+                    </w:rPr>
+                  </m:ctrlPr>
+                </m:e>
+                <m:sub>
+                  <m:r>
+                    <w:rPr>
+                      <w:rFonts w:ascii="Cambria Math" w:hAnsi="Cambria Math"/>
+                      <w:lang w:val="en-US"/>
+                    </w:rPr>
+                    <m:t>k</m:t>
+                  </m:r>
+                </m:sub>
+              </m:sSub>
+            </m:e>
+          </m:nary>
+          <m:r>
+            <w:rPr>
+              <w:rFonts w:ascii="Cambria Math" w:hAnsi="Cambria Math"/>
+            </w:rPr>
+            <m:t>,</m:t>
+          </m:r>
+          <m:sSub>
+            <m:sSubPr>
+              <m:ctrlPr>
+                <w:rPr>
+                  <w:rFonts w:ascii="Cambria Math" w:hAnsi="Cambria Math"/>
+                  <w:i/>
+                  <w:lang w:val="en-US"/>
+                </w:rPr>
+              </m:ctrlPr>
+            </m:sSubPr>
+            <m:e>
+              <m:r>
+                <w:rPr>
+                  <w:rFonts w:ascii="Cambria Math" w:hAnsi="Cambria Math"/>
+                  <w:lang w:val="en-US"/>
+                </w:rPr>
+                <m:t>u</m:t>
+              </m:r>
+            </m:e>
+            <m:sub>
+              <m:r>
+                <w:rPr>
+                  <w:rFonts w:ascii="Cambria Math" w:hAnsi="Cambria Math"/>
+                  <w:lang w:val="en-US"/>
+                </w:rPr>
+                <m:t>k</m:t>
+              </m:r>
+            </m:sub>
+          </m:sSub>
+          <m:sSubSup>
+            <m:sSubSupPr>
+              <m:ctrlPr>
+                <w:rPr>
+                  <w:rFonts w:ascii="Cambria Math" w:hAnsi="Cambria Math"/>
+                  <w:i/>
+                  <w:lang w:val="en-US"/>
+                </w:rPr>
+              </m:ctrlPr>
+            </m:sSubSupPr>
+            <m:e>
+              <m:r>
+                <w:rPr>
+                  <w:rFonts w:ascii="Cambria Math" w:hAnsi="Cambria Math"/>
+                  <w:lang w:val="en-US"/>
+                </w:rPr>
+                <m:t>v</m:t>
+              </m:r>
+            </m:e>
+            <m:sub>
+              <m:r>
+                <w:rPr>
+                  <w:rFonts w:ascii="Cambria Math" w:hAnsi="Cambria Math"/>
+                  <w:lang w:val="en-US"/>
+                </w:rPr>
+                <m:t>k</m:t>
+              </m:r>
+            </m:sub>
+            <m:sup>
+              <m:r>
+                <m:rPr>
+                  <m:sty m:val="p"/>
+                </m:rPr>
+                <w:rPr>
+                  <w:rFonts w:ascii="Cambria Math" w:hAnsi="Cambria Math"/>
+                </w:rPr>
+                <m:t>⊤</m:t>
+              </m:r>
+            </m:sup>
+          </m:sSubSup>
+          <m:r>
+            <w:rPr>
+              <w:rFonts w:eastAsiaTheme="minorEastAsia"/>
+            </w:rPr>
+            <w:br/>
+          </m:r>
+        </m:oMath>
+      </m:oMathPara>
+      <w:r>
+        <w:rPr>
+          <w:rFonts w:eastAsiaTheme="minorEastAsia"/>
+        </w:rPr>
+        <w:t>После диагонального усреднения получаем очищенный сигнал</w:t>
+      </w:r>
+      <w:r>
+        <w:rPr>
+          <w:rFonts w:eastAsiaTheme="minorEastAsia"/>
+        </w:rPr>
+        <w:t xml:space="preserve"> </w:t>
+      </w:r>
+      <m:oMath>
+        <m:acc>
+          <m:accPr>
+            <m:chr m:val="̃"/>
+            <m:ctrlPr>
+              <w:rPr>
+                <w:rFonts w:ascii="Cambria Math" w:eastAsiaTheme="minorEastAsia" w:hAnsi="Cambria Math" w:cstheme="minorBidi"/>
+                <w:i/>
+                <w:color w:val="auto"/>
+                <w:sz w:val="24"/>
+                <w:szCs w:val="22"/>
+              </w:rPr>
+            </m:ctrlPr>
+          </m:accPr>
+          <m:e>
+            <m:r>
+              <w:rPr>
+                <w:rFonts w:ascii="Cambria Math" w:eastAsiaTheme="minorEastAsia" w:hAnsi="Cambria Math"/>
+              </w:rPr>
+              <m:t>X</m:t>
+            </m:r>
+          </m:e>
+        </m:acc>
+      </m:oMath>
+      <w:r>
+        <w:rPr>
+          <w:rFonts w:eastAsiaTheme="minorEastAsia"/>
+        </w:rPr>
+        <w:t>:</w:t>
+      </w:r>
+    </w:p>
+    <w:p>
+      <w:r>
+        <w:drawing>
+          <wp:inline distT="0" distB="0" distL="0" distR="0" wp14:anchorId="262F3A1F" wp14:editId="481763B6">
+            <wp:extent cx="5940425" cy="1407795"/>
+            <wp:effectExtent l="0" t="0" r="3175" b="1905"/>
+            <wp:docPr id="762947251" name="Рисунок 1"/>
+            <wp:cNvGraphicFramePr>
+              <a:graphicFrameLocks xmlns:a="http://schemas.openxmlformats.org/drawingml/2006/main" noChangeAspect="1"/>
+            </wp:cNvGraphicFramePr>
+            <a:graphic xmlns:a="http://schemas.openxmlformats.org/drawingml/2006/main">
+              <a:graphicData uri="http://schemas.openxmlformats.org/drawingml/2006/picture">
+                <pic:pic xmlns:pic="http://schemas.openxmlformats.org/drawingml/2006/picture">
+                  <pic:nvPicPr>
+                    <pic:cNvPr id="762947251" name=""/>
+                    <pic:cNvPicPr/>
+                  </pic:nvPicPr>
+                  <pic:blipFill>
+                    <a:blip r:embed="rId8"/>
+                    <a:stretch>
+                      <a:fillRect/>
+                    </a:stretch>
+                  </pic:blipFill>
+                  <pic:spPr>
+                    <a:xfrm>
+                      <a:off x="0" y="0"/>
+                      <a:ext cx="5940425" cy="1407795"/>
+                    </a:xfrm>
+                    <a:prstGeom prst="rect">
+                      <a:avLst/>
+                    </a:prstGeom>
+                  </pic:spPr>
+                </pic:pic>
+              </a:graphicData>
+            </a:graphic>
+          </wp:inline>
+        </w:drawing>
+      </w:r>
+    </w:p>
+    <w:p>
+      <w:r>
+        <w:t>Рисунок 2.5.</w:t>
+      </w:r>
+      <w:r>
+        <w:t>3</w:t>
+      </w:r>
+      <w:r>
+        <w:t xml:space="preserve"> —</w:t>
+      </w:r>
+      <w:r>
+        <w:t xml:space="preserve"> Восстановленный </w:t>
+      </w:r>
+      <w:r>
+        <w:t>сигнал</w:t>
+      </w:r>
+    </w:p>
+    <w:p/>
+    <w:p>
+      <w:pPr>
+        <w:pStyle w:val="13"/>
+        <w:jc w:val="both"/>
+      </w:pPr>
+      <w:bookmarkStart w:id="44" w:name="_Toc226335127"/>
+      <w:r>
+        <w:t>Вывод</w:t>
+      </w:r>
+      <w:bookmarkEnd w:id="44"/>
+    </w:p>
+    <w:p>
+      <w:pPr>
+        <w:pStyle w:val="TNR14"/>
+      </w:pPr>
+      <w:r>
+        <w:t xml:space="preserve">Несмотря на сложность </w:t>
+      </w:r>
+      <w:r>
+        <w:t>сингулярного разложения фильтрация на его основе позволяет восстановить зашумленный сигнал с высокой точностью, при этом не требуя ничего, кроме самого дискретного сигнала.</w:t>
+      </w:r>
+    </w:p>
+    <w:p>
+      <w:pPr>
+        <w:pStyle w:val="TNR14"/>
+      </w:pPr>
+    </w:p>
+    <w:p>
+      <w:pPr>
+        <w:spacing w:after="160" w:line="278" w:lineRule="auto"/>
+        <w:jc w:val="left"/>
+        <w:rPr>
+          <w:rFonts w:eastAsia="Calibri" w:cs="Times New Roman"/>
+          <w:color w:val="000000" w:themeColor="text1"/>
+          <w:sz w:val="28"/>
+          <w:szCs w:val="24"/>
+        </w:rPr>
+      </w:pPr>
+      <w:r>
+        <w:br w:type="page"/>
+      </w:r>
+    </w:p>
+    <w:p>
+      <w:pPr>
+        <w:pStyle w:val="13"/>
+        <w:rPr>
+          <w:lang w:val="en-US"/>
+        </w:rPr>
+      </w:pPr>
+      <w:bookmarkStart w:id="45" w:name="_Toc226335128"/>
+      <w:r>
+        <w:lastRenderedPageBreak/>
+        <w:t>Источники</w:t>
+      </w:r>
+      <w:bookmarkEnd w:id="45"/>
+    </w:p>
+    <w:p>
+      <w:pPr>
+        <w:pStyle w:val="TNR14"/>
+        <w:rPr>
+          <w:lang w:val="en-US"/>
+        </w:rPr>
+      </w:pPr>
+      <w:r>
+        <w:rPr>
+          <w:lang w:val="en-US"/>
+        </w:rPr>
+        <w:t xml:space="preserve">1. </w:t>
+      </w:r>
+      <w:r>
+        <w:rPr>
+          <w:lang w:val="en-US"/>
+        </w:rPr>
+        <w:t xml:space="preserve">Noise Suppression for GPR Data Based on SVD of Window-Length-Optimized </w:t>
+      </w:r>
+      <w:r>
+        <w:rPr>
+          <w:lang w:val="en-US"/>
+        </w:rPr>
+        <w:br/>
+      </w:r>
+      <w:r>
+        <w:rPr>
+          <w:lang w:val="en-US"/>
+        </w:rPr>
+        <w:t>Hankel Matrix</w:t>
+      </w:r>
+      <w:r>
+        <w:rPr>
+          <w:lang w:val="en-US"/>
+        </w:rPr>
+        <w:t xml:space="preserve"> </w:t>
+      </w:r>
+      <w:r>
+        <w:rPr>
+          <w:lang w:val="en-US"/>
+        </w:rPr>
+        <w:t>URL:</w:t>
+      </w:r>
+      <w:r>
+        <w:rPr>
+          <w:lang w:val="en-US"/>
+        </w:rPr>
+        <w:t> </w:t>
+      </w:r>
+      <w:hyperlink r:id="rId9" w:history="1">
+        <w:r>
+          <w:rPr>
+            <w:rStyle w:val="ad"/>
+            <w:lang w:val="en-US"/>
+          </w:rPr>
+          <w:t>https://www.mdpi.com/1424-8220/19/17/3807</w:t>
+        </w:r>
+      </w:hyperlink>
+    </w:p>
+    <w:p>
+      <w:pPr>
+        <w:pStyle w:val="TNR14"/>
+        <w:jc w:val="left"/>
+        <w:rPr>
+          <w:lang w:val="en-US"/>
+        </w:rPr>
+      </w:pPr>
+    </w:p>
+    <w:p>
+      <w:pPr>
+        <w:pStyle w:val="TNR14"/>
+        <w:jc w:val="left"/>
+        <w:rPr>
+          <w:lang w:val="en-US"/>
+        </w:rPr>
+      </w:pPr>
+      <w:r>
+        <w:rPr>
+          <w:lang w:val="en-US"/>
+        </w:rPr>
+        <w:t>2.</w:t>
+      </w:r>
+      <w:r>
+        <w:rPr>
+          <w:lang w:val="en-US"/>
+        </w:rPr>
+        <w:t xml:space="preserve"> </w:t>
+      </w:r>
+      <w:r>
+        <w:rPr>
+          <w:lang w:val="en-US"/>
+        </w:rPr>
+        <w:t>Eigenvalues and eigenvectors - Wikipedia</w:t>
+      </w:r>
+      <w:r>
+        <w:rPr>
+          <w:lang w:val="en-US"/>
+        </w:rPr>
+        <w:t xml:space="preserve"> URL: </w:t>
+      </w:r>
+      <w:hyperlink r:id="rId10" w:history="1">
+        <w:r>
+          <w:rPr>
+            <w:rStyle w:val="ad"/>
+            <w:lang w:val="en-US"/>
+          </w:rPr>
+          <w:t>https://en.wikipedia.org/wiki/Eigenvalues_and_eigenvectors</w:t>
+        </w:r>
+      </w:hyperlink>
+    </w:p>
+    <w:p>
+      <w:pPr>
+        <w:pStyle w:val="TNR14"/>
+        <w:jc w:val="left"/>
+        <w:rPr>
+          <w:lang w:val="en-US"/>
+        </w:rPr>
+      </w:pPr>
+    </w:p>
+    <w:p>
+      <w:pPr>
+        <w:pStyle w:val="TNR14"/>
+        <w:jc w:val="left"/>
+        <w:rPr>
+          <w:lang w:val="en-US"/>
+        </w:rPr>
+      </w:pPr>
+      <w:r>
+        <w:rPr>
+          <w:lang w:val="en-US"/>
+        </w:rPr>
+        <w:t xml:space="preserve">3. </w:t>
+      </w:r>
+      <w:r>
+        <w:rPr>
+          <w:lang w:val="en-US"/>
+        </w:rPr>
+        <w:t>Singular value decomposition - Wikipedia</w:t>
+      </w:r>
+      <w:r>
+        <w:rPr>
+          <w:lang w:val="en-US"/>
+        </w:rPr>
+        <w:t xml:space="preserve"> URL: </w:t>
+      </w:r>
+      <w:r>
+        <w:rPr>
+          <w:lang w:val="en-US"/>
+        </w:rPr>
+        <w:t>https://en.wikipedia.org/wiki/Singular_value_decomposition</w:t>
       </w:r>
     </w:p>
     <w:sectPr>
@@ -25192,6 +26774,95 @@
     </w:lvl>
   </w:abstractNum>
   <w:abstractNum w:abstractNumId="7" w15:restartNumberingAfterBreak="0">
+    <w:nsid w:val="52FB22A8"/>
+    <w:multiLevelType w:val="hybridMultilevel"/>
+    <w:tmpl w:val="263C45E8"/>
+    <w:lvl w:ilvl="0" w:tplc="0419000F">
+      <w:start w:val="1"/>
+      <w:numFmt w:val="decimal"/>
+      <w:lvlText w:val="%1."/>
+      <w:lvlJc w:val="left"/>
+      <w:pPr>
+        <w:ind w:left="720" w:hanging="360"/>
+      </w:pPr>
+      <w:rPr>
+        <w:rFonts w:hint="default"/>
+      </w:rPr>
+    </w:lvl>
+    <w:lvl w:ilvl="1" w:tplc="04190019" w:tentative="1">
+      <w:start w:val="1"/>
+      <w:numFmt w:val="lowerLetter"/>
+      <w:lvlText w:val="%2."/>
+      <w:lvlJc w:val="left"/>
+      <w:pPr>
+        <w:ind w:left="1440" w:hanging="360"/>
+      </w:pPr>
+    </w:lvl>
+    <w:lvl w:ilvl="2" w:tplc="0419001B" w:tentative="1">
+      <w:start w:val="1"/>
+      <w:numFmt w:val="lowerRoman"/>
+      <w:lvlText w:val="%3."/>
+      <w:lvlJc w:val="right"/>
+      <w:pPr>
+        <w:ind w:left="2160" w:hanging="180"/>
+      </w:pPr>
+    </w:lvl>
+    <w:lvl w:ilvl="3" w:tplc="0419000F" w:tentative="1">
+      <w:start w:val="1"/>
+      <w:numFmt w:val="decimal"/>
+      <w:lvlText w:val="%4."/>
+      <w:lvlJc w:val="left"/>
+      <w:pPr>
+        <w:ind w:left="2880" w:hanging="360"/>
+      </w:pPr>
+    </w:lvl>
+    <w:lvl w:ilvl="4" w:tplc="04190019" w:tentative="1">
+      <w:start w:val="1"/>
+      <w:numFmt w:val="lowerLetter"/>
+      <w:lvlText w:val="%5."/>
+      <w:lvlJc w:val="left"/>
+      <w:pPr>
+        <w:ind w:left="3600" w:hanging="360"/>
+      </w:pPr>
+    </w:lvl>
+    <w:lvl w:ilvl="5" w:tplc="0419001B" w:tentative="1">
+      <w:start w:val="1"/>
+      <w:numFmt w:val="lowerRoman"/>
+      <w:lvlText w:val="%6."/>
+      <w:lvlJc w:val="right"/>
+      <w:pPr>
+        <w:ind w:left="4320" w:hanging="180"/>
+      </w:pPr>
+    </w:lvl>
+    <w:lvl w:ilvl="6" w:tplc="0419000F" w:tentative="1">
+      <w:start w:val="1"/>
+      <w:numFmt w:val="decimal"/>
+      <w:lvlText w:val="%7."/>
+      <w:lvlJc w:val="left"/>
+      <w:pPr>
+        <w:ind w:left="5040" w:hanging="360"/>
+      </w:pPr>
+    </w:lvl>
+    <w:lvl w:ilvl="7" w:tplc="04190019" w:tentative="1">
+      <w:start w:val="1"/>
+      <w:numFmt w:val="lowerLetter"/>
+      <w:lvlText w:val="%8."/>
+      <w:lvlJc w:val="left"/>
+      <w:pPr>
+        <w:ind w:left="5760" w:hanging="360"/>
+      </w:pPr>
+    </w:lvl>
+    <w:lvl w:ilvl="8" w:tplc="0419001B" w:tentative="1">
+      <w:start w:val="1"/>
+      <w:numFmt w:val="lowerRoman"/>
+      <w:lvlText w:val="%9."/>
+      <w:lvlJc w:val="right"/>
+      <w:pPr>
+        <w:ind w:left="6480" w:hanging="180"/>
+      </w:pPr>
+    </w:lvl>
+  </w:abstractNum>
+  <w:abstractNum w:abstractNumId="8" w15:restartNumberingAfterBreak="0">
     <w:nsid w:val="5F4C41AC"/>
     <w:multiLevelType w:val="multilevel"/>
     <w:tmpl w:val="636A735C"/>
@@ -25304,7 +26975,7 @@
       </w:rPr>
     </w:lvl>
   </w:abstractNum>
-  <w:abstractNum w:abstractNumId="8" w15:restartNumberingAfterBreak="0">
+  <w:abstractNum w:abstractNumId="9" w15:restartNumberingAfterBreak="0">
     <w:nsid w:val="655E1A46"/>
     <w:multiLevelType w:val="multilevel"/>
     <w:tmpl w:val="3E406828"/>
@@ -25417,7 +27088,7 @@
       </w:pPr>
     </w:lvl>
   </w:abstractNum>
-  <w:abstractNum w:abstractNumId="9" w15:restartNumberingAfterBreak="0">
+  <w:abstractNum w:abstractNumId="10" w15:restartNumberingAfterBreak="0">
     <w:nsid w:val="6C6776CF"/>
     <w:multiLevelType w:val="multilevel"/>
     <w:tmpl w:val="8C3424FC"/>
@@ -25566,7 +27237,7 @@
       </w:rPr>
     </w:lvl>
   </w:abstractNum>
-  <w:abstractNum w:abstractNumId="10" w15:restartNumberingAfterBreak="0">
+  <w:abstractNum w:abstractNumId="11" w15:restartNumberingAfterBreak="0">
     <w:nsid w:val="7AD17B0F"/>
     <w:multiLevelType w:val="multilevel"/>
     <w:tmpl w:val="809AF91E"/>
@@ -25680,7 +27351,7 @@
     </w:lvl>
   </w:abstractNum>
   <w:num w:numId="1" w16cid:durableId="637106536">
-    <w:abstractNumId w:val="9"/>
+    <w:abstractNumId w:val="10"/>
   </w:num>
   <w:num w:numId="2" w16cid:durableId="637995523">
     <w:abstractNumId w:val="6"/>
@@ -25704,12 +27375,15 @@
     <w:abstractNumId w:val="1"/>
   </w:num>
   <w:num w:numId="9" w16cid:durableId="1277060449">
+    <w:abstractNumId w:val="9"/>
+  </w:num>
+  <w:num w:numId="10" w16cid:durableId="1588808290">
+    <w:abstractNumId w:val="11"/>
+  </w:num>
+  <w:num w:numId="11" w16cid:durableId="1397125414">
     <w:abstractNumId w:val="8"/>
   </w:num>
-  <w:num w:numId="10" w16cid:durableId="1588808290">
-    <w:abstractNumId w:val="10"/>
-  </w:num>
-  <w:num w:numId="11" w16cid:durableId="1397125414">
+  <w:num w:numId="12" w16cid:durableId="700781245">
     <w:abstractNumId w:val="7"/>
   </w:num>
 </w:numbering>
@@ -26323,7 +27997,6 @@
   <w:style w:type="character" w:default="1" w:styleId="a0">
     <w:name w:val="Default Paragraph Font"/>
     <w:uiPriority w:val="1"/>
-    <w:semiHidden/>
     <w:unhideWhenUsed/>
   </w:style>
   <w:style w:type="table" w:default="1" w:styleId="a1">
@@ -26502,7 +28175,6 @@
     <w:basedOn w:val="1"/>
     <w:next w:val="a"/>
     <w:uiPriority w:val="39"/>
-    <w:semiHidden/>
     <w:unhideWhenUsed/>
     <w:qFormat/>
     <w:rsid w:val="00CE40F3"/>
@@ -26533,7 +28205,10 @@
     <w:basedOn w:val="1"/>
     <w:link w:val="14"/>
     <w:qFormat/>
-    <w:rsid w:val="00310A74"/>
+    <w:rsid w:val="00CB2610"/>
+    <w:pPr>
+      <w:jc w:val="left"/>
+    </w:pPr>
     <w:rPr>
       <w:rFonts w:ascii="Times New Roman" w:hAnsi="Times New Roman"/>
       <w:b/>
@@ -26545,7 +28220,7 @@
     <w:name w:val="Стиль1 Знак"/>
     <w:basedOn w:val="12"/>
     <w:link w:val="13"/>
-    <w:rsid w:val="00310A74"/>
+    <w:rsid w:val="00CB2610"/>
     <w:rPr>
       <w:rFonts w:eastAsiaTheme="majorEastAsia" w:cstheme="majorBidi"/>
       <w:b/>
@@ -26649,7 +28324,10 @@
     <w:basedOn w:val="4"/>
     <w:link w:val="42"/>
     <w:qFormat/>
-    <w:rsid w:val="00D73D64"/>
+    <w:rsid w:val="00730D1C"/>
+    <w:pPr>
+      <w:jc w:val="left"/>
+    </w:pPr>
     <w:rPr>
       <w:rFonts w:ascii="Times New Roman"/>
       <w:b/>
@@ -26663,15 +28341,14 @@
     <w:name w:val="Стиль4 Знак"/>
     <w:basedOn w:val="40"/>
     <w:link w:val="41"/>
-    <w:rsid w:val="00D73D64"/>
+    <w:rsid w:val="00730D1C"/>
     <w:rPr>
       <w:rFonts w:asciiTheme="minorHAnsi" w:eastAsiaTheme="majorEastAsia" w:hAnsiTheme="minorHAnsi" w:cstheme="majorBidi"/>
       <w:b/>
       <w:i w:val="0"/>
       <w:iCs/>
       <w:color w:val="000000" w:themeColor="text1"/>
-      <w:szCs w:val="20"/>
-      <w:lang w:val="en-US" w:eastAsia="ru-RU"/>
+      <w:lang w:val="en-US"/>
     </w:rPr>
   </w:style>
   <w:style w:type="paragraph" w:styleId="a4">
@@ -26917,6 +28594,63 @@
       <w:rFonts w:ascii="Consolas" w:hAnsi="Consolas"/>
       <w:sz w:val="22"/>
     </w:rPr>
+  </w:style>
+  <w:style w:type="table" w:styleId="af1">
+    <w:name w:val="Table Grid"/>
+    <w:basedOn w:val="a1"/>
+    <w:uiPriority w:val="39"/>
+    <w:rsid w:val="00EA7B25"/>
+    <w:pPr>
+      <w:spacing w:after="0" w:line="240" w:lineRule="auto"/>
+    </w:pPr>
+    <w:tblPr>
+      <w:tblBorders>
+        <w:top w:val="single" w:sz="4" w:space="0" w:color="auto"/>
+        <w:left w:val="single" w:sz="4" w:space="0" w:color="auto"/>
+        <w:bottom w:val="single" w:sz="4" w:space="0" w:color="auto"/>
+        <w:right w:val="single" w:sz="4" w:space="0" w:color="auto"/>
+        <w:insideH w:val="single" w:sz="4" w:space="0" w:color="auto"/>
+        <w:insideV w:val="single" w:sz="4" w:space="0" w:color="auto"/>
+      </w:tblBorders>
+    </w:tblPr>
+  </w:style>
+  <w:style w:type="paragraph" w:styleId="15">
+    <w:name w:val="toc 1"/>
+    <w:basedOn w:val="a"/>
+    <w:next w:val="a"/>
+    <w:autoRedefine/>
+    <w:uiPriority w:val="39"/>
+    <w:unhideWhenUsed/>
+    <w:rsid w:val="008B3B4A"/>
+    <w:pPr>
+      <w:spacing w:after="100"/>
+    </w:pPr>
+  </w:style>
+  <w:style w:type="paragraph" w:styleId="25">
+    <w:name w:val="toc 2"/>
+    <w:basedOn w:val="a"/>
+    <w:next w:val="a"/>
+    <w:autoRedefine/>
+    <w:uiPriority w:val="39"/>
+    <w:unhideWhenUsed/>
+    <w:rsid w:val="008B3B4A"/>
+    <w:pPr>
+      <w:spacing w:after="100"/>
+      <w:ind w:left="240"/>
+    </w:pPr>
+  </w:style>
+  <w:style w:type="paragraph" w:styleId="33">
+    <w:name w:val="toc 3"/>
+    <w:basedOn w:val="a"/>
+    <w:next w:val="a"/>
+    <w:autoRedefine/>
+    <w:uiPriority w:val="39"/>
+    <w:unhideWhenUsed/>
+    <w:rsid w:val="008B3B4A"/>
+    <w:pPr>
+      <w:spacing w:after="100"/>
+      <w:ind w:left="480"/>
+    </w:pPr>
   </w:style>
 </w:styles>
 </file>
@@ -27214,4 +28948,16 @@
     </a:ext>
   </a:extLst>
 </a:theme>
+</file>
+
+<file path=customXml/item1.xml><?xml version="1.0" encoding="utf-8"?>
+<b:Sources xmlns:b="http://schemas.openxmlformats.org/officeDocument/2006/bibliography" xmlns="http://schemas.openxmlformats.org/officeDocument/2006/bibliography" SelectedStyle="\APASixthEditionOfficeOnline.xsl" StyleName="APA" Version="6"/>
+</file>
+
+<file path=customXml/itemProps1.xml><?xml version="1.0" encoding="utf-8"?>
+<ds:datastoreItem xmlns:ds="http://schemas.openxmlformats.org/officeDocument/2006/customXml" ds:itemID="{686411F5-DA3B-45B6-9FCB-992FB021C8E4}">
+  <ds:schemaRefs>
+    <ds:schemaRef ds:uri="http://schemas.openxmlformats.org/officeDocument/2006/bibliography"/>
+  </ds:schemaRefs>
+</ds:datastoreItem>
 </file>
--- a/Филимонов А. В/Фильтрация сингулярным разложением.docx
+++ b/Филимонов А. В/Фильтрация сингулярным разложением.docx
@@ -5,6 +5,12 @@
     <w:bookmarkStart w:id="0" w:name="bm_1_определение" w:displacedByCustomXml="next"/>
     <w:sdt>
       <w:sdtPr>
+        <w:rPr>
+          <w:rFonts w:ascii="Times New Roman" w:eastAsiaTheme="minorHAnsi" w:hAnsi="Times New Roman" w:cstheme="minorBidi"/>
+          <w:color w:val="auto"/>
+          <w:sz w:val="24"/>
+          <w:szCs w:val="22"/>
+        </w:rPr>
         <w:id w:val="432636565"/>
         <w:docPartObj>
           <w:docPartGallery w:val="Table of Contents"/>
@@ -13,12 +19,8 @@
       </w:sdtPr>
       <w:sdtEndPr>
         <w:rPr>
-          <w:rFonts w:ascii="Times New Roman" w:eastAsiaTheme="minorHAnsi" w:hAnsi="Times New Roman" w:cstheme="minorBidi"/>
           <w:b/>
           <w:bCs/>
-          <w:color w:val="auto"/>
-          <w:sz w:val="24"/>
-          <w:szCs w:val="22"/>
         </w:rPr>
       </w:sdtEndPr>
       <w:sdtContent>
@@ -942,21 +944,7 @@
                 <w:rStyle w:val="ad"/>
                 <w:noProof/>
               </w:rPr>
-              <w:t>2.5 Пример фильтрации</w:t>
-            </w:r>
-            <w:r>
-              <w:rPr>
-                <w:rStyle w:val="ad"/>
-                <w:noProof/>
-              </w:rPr>
-              <w:t xml:space="preserve"> </w:t>
-            </w:r>
-            <w:r>
-              <w:rPr>
-                <w:rStyle w:val="ad"/>
-                <w:noProof/>
-              </w:rPr>
-              <w:t>синусоидального сигнала</w:t>
+              <w:t>2.5 Пример фильтрации синусоидального сигнала</w:t>
             </w:r>
             <w:r>
               <w:rPr>
@@ -1436,12 +1424,12 @@
       <w:pPr>
         <w:pStyle w:val="41"/>
         <w:rPr>
-          <w:lang w:eastAsia="ru-RU"/>
-        </w:rPr>
-      </w:pPr>
-      <w:r>
-        <w:rPr>
-          <w:lang w:eastAsia="ru-RU"/>
+          <w:lang w:val="ru-RU" w:eastAsia="ru-RU"/>
+        </w:rPr>
+      </w:pPr>
+      <w:r>
+        <w:rPr>
+          <w:lang w:val="ru-RU" w:eastAsia="ru-RU"/>
         </w:rPr>
         <w:t>Единичная матриц</w:t>
       </w:r>
@@ -1769,54 +1757,42 @@
       <w:pPr>
         <w:pStyle w:val="41"/>
         <w:rPr>
-          <w:lang w:eastAsia="ru-RU"/>
-        </w:rPr>
-      </w:pPr>
-      <w:r>
-        <w:rPr>
-          <w:lang w:eastAsia="ru-RU"/>
+          <w:lang w:val="ru-RU" w:eastAsia="ru-RU"/>
+        </w:rPr>
+      </w:pPr>
+      <w:r>
+        <w:rPr>
+          <w:lang w:val="ru-RU" w:eastAsia="ru-RU"/>
         </w:rPr>
         <w:t xml:space="preserve"> </w:t>
       </w:r>
       <w:r>
         <w:rPr>
-          <w:lang w:eastAsia="ru-RU"/>
-        </w:rPr>
-        <w:t>Н</w:t>
-      </w:r>
-      <w:r>
-        <w:rPr>
-          <w:lang w:eastAsia="ru-RU"/>
-        </w:rPr>
-        <w:t>ахождени</w:t>
-      </w:r>
-      <w:r>
-        <w:rPr>
-          <w:lang w:eastAsia="ru-RU"/>
-        </w:rPr>
-        <w:t>е</w:t>
-      </w:r>
-      <w:r>
-        <w:rPr>
-          <w:lang w:eastAsia="ru-RU"/>
+          <w:lang w:val="ru-RU" w:eastAsia="ru-RU"/>
+        </w:rPr>
+        <w:t>Нахождение</w:t>
+      </w:r>
+      <w:r>
+        <w:rPr>
+          <w:lang w:val="ru-RU" w:eastAsia="ru-RU"/>
         </w:rPr>
         <w:t xml:space="preserve"> собственны</w:t>
       </w:r>
       <w:r>
         <w:rPr>
-          <w:lang w:eastAsia="ru-RU"/>
+          <w:lang w:val="ru-RU" w:eastAsia="ru-RU"/>
         </w:rPr>
         <w:t>х</w:t>
       </w:r>
       <w:r>
         <w:rPr>
-          <w:lang w:eastAsia="ru-RU"/>
+          <w:lang w:val="ru-RU" w:eastAsia="ru-RU"/>
         </w:rPr>
         <w:t xml:space="preserve"> значени</w:t>
       </w:r>
       <w:r>
         <w:rPr>
-          <w:lang w:eastAsia="ru-RU"/>
+          <w:lang w:val="ru-RU" w:eastAsia="ru-RU"/>
         </w:rPr>
         <w:t>й</w:t>
       </w:r>
@@ -1961,42 +1937,24 @@
       <w:pPr>
         <w:pStyle w:val="41"/>
         <w:rPr>
-          <w:lang w:eastAsia="ru-RU"/>
-        </w:rPr>
-      </w:pPr>
-      <w:r>
-        <w:rPr>
-          <w:lang w:eastAsia="ru-RU"/>
-        </w:rPr>
-        <w:t>Н</w:t>
-      </w:r>
-      <w:r>
-        <w:rPr>
-          <w:lang w:eastAsia="ru-RU"/>
-        </w:rPr>
-        <w:t>ахождени</w:t>
-      </w:r>
-      <w:r>
-        <w:rPr>
-          <w:lang w:eastAsia="ru-RU"/>
-        </w:rPr>
-        <w:t>е</w:t>
-      </w:r>
-      <w:r>
-        <w:rPr>
-          <w:lang w:eastAsia="ru-RU"/>
-        </w:rPr>
-        <w:t xml:space="preserve"> собственных </w:t>
-      </w:r>
-      <w:r>
-        <w:rPr>
-          <w:lang w:eastAsia="ru-RU"/>
+          <w:lang w:val="ru-RU" w:eastAsia="ru-RU"/>
+        </w:rPr>
+      </w:pPr>
+      <w:r>
+        <w:rPr>
+          <w:lang w:val="ru-RU" w:eastAsia="ru-RU"/>
+        </w:rPr>
+        <w:t xml:space="preserve">Нахождение собственных </w:t>
+      </w:r>
+      <w:r>
+        <w:rPr>
+          <w:lang w:val="ru-RU" w:eastAsia="ru-RU"/>
         </w:rPr>
         <w:t>вектор</w:t>
       </w:r>
       <w:r>
         <w:rPr>
-          <w:lang w:eastAsia="ru-RU"/>
+          <w:lang w:val="ru-RU" w:eastAsia="ru-RU"/>
         </w:rPr>
         <w:t>ов</w:t>
       </w:r>
@@ -2334,12 +2292,12 @@
       <w:pPr>
         <w:pStyle w:val="41"/>
         <w:rPr>
-          <w:lang w:eastAsia="ru-RU"/>
-        </w:rPr>
-      </w:pPr>
-      <w:r>
-        <w:rPr>
-          <w:lang w:eastAsia="ru-RU"/>
+          <w:lang w:val="ru-RU" w:eastAsia="ru-RU"/>
+        </w:rPr>
+      </w:pPr>
+      <w:r>
+        <w:rPr>
+          <w:lang w:val="ru-RU" w:eastAsia="ru-RU"/>
         </w:rPr>
         <w:t>Нахождение собственных значений</w:t>
       </w:r>
@@ -3063,8 +3021,14 @@
     <w:p>
       <w:pPr>
         <w:pStyle w:val="41"/>
-      </w:pPr>
-      <w:r>
+        <w:rPr>
+          <w:lang w:val="ru-RU"/>
+        </w:rPr>
+      </w:pPr>
+      <w:r>
+        <w:rPr>
+          <w:lang w:val="ru-RU"/>
+        </w:rPr>
         <w:t xml:space="preserve">Нахождение собственных векторов для </w:t>
       </w:r>
       <m:oMath>
@@ -3075,7 +3039,26 @@
           <w:rPr>
             <w:rFonts w:ascii="Cambria Math" w:hAnsi="Cambria Math"/>
           </w:rPr>
-          <m:t>λ=4</m:t>
+          <m:t>λ</m:t>
+        </m:r>
+        <m:r>
+          <m:rPr>
+            <m:sty m:val="bi"/>
+          </m:rPr>
+          <w:rPr>
+            <w:rFonts w:ascii="Cambria Math" w:hAnsi="Cambria Math"/>
+            <w:lang w:val="ru-RU"/>
+          </w:rPr>
+          <m:t>=</m:t>
+        </m:r>
+        <m:r>
+          <m:rPr>
+            <m:sty m:val="bi"/>
+          </m:rPr>
+          <w:rPr>
+            <w:rFonts w:ascii="Cambria Math" w:hAnsi="Cambria Math"/>
+          </w:rPr>
+          <m:t>4</m:t>
         </m:r>
       </m:oMath>
     </w:p>
@@ -3711,8 +3694,14 @@
     <w:p>
       <w:pPr>
         <w:pStyle w:val="41"/>
-      </w:pPr>
-      <w:r>
+        <w:rPr>
+          <w:lang w:val="ru-RU"/>
+        </w:rPr>
+      </w:pPr>
+      <w:r>
+        <w:rPr>
+          <w:lang w:val="ru-RU"/>
+        </w:rPr>
         <w:t xml:space="preserve">Нахождение собственных векторов для </w:t>
       </w:r>
       <m:oMath>
@@ -3723,7 +3712,26 @@
           <w:rPr>
             <w:rFonts w:ascii="Cambria Math" w:hAnsi="Cambria Math"/>
           </w:rPr>
-          <m:t>λ=2</m:t>
+          <m:t>λ</m:t>
+        </m:r>
+        <m:r>
+          <m:rPr>
+            <m:sty m:val="bi"/>
+          </m:rPr>
+          <w:rPr>
+            <w:rFonts w:ascii="Cambria Math" w:hAnsi="Cambria Math"/>
+            <w:lang w:val="ru-RU"/>
+          </w:rPr>
+          <m:t>=</m:t>
+        </m:r>
+        <m:r>
+          <m:rPr>
+            <m:sty m:val="bi"/>
+          </m:rPr>
+          <w:rPr>
+            <w:rFonts w:ascii="Cambria Math" w:hAnsi="Cambria Math"/>
+          </w:rPr>
+          <m:t>2</m:t>
         </m:r>
       </m:oMath>
     </w:p>
@@ -6513,7 +6521,7 @@
           <w:rFonts w:eastAsia="Calibri"/>
           <w:lang w:val="ru-RU"/>
         </w:rPr>
-        <w:t xml:space="preserve">1.2.1. Матрица </w:t>
+        <w:t xml:space="preserve"> Матрица </w:t>
       </w:r>
       <m:oMath>
         <m:r>
@@ -9087,7 +9095,7 @@
           <w:rFonts w:eastAsia="Calibri"/>
           <w:lang w:val="ru-RU"/>
         </w:rPr>
-        <w:t xml:space="preserve">1.2.2. Матрица </w:t>
+        <w:t xml:space="preserve"> Матрица </w:t>
       </w:r>
       <m:oMath>
         <m:sSup>
@@ -12721,7 +12729,7 @@
           <w:rFonts w:eastAsia="Calibri"/>
           <w:lang w:val="ru-RU"/>
         </w:rPr>
-        <w:t xml:space="preserve">1.2.3. Матрицы </w:t>
+        <w:t xml:space="preserve">Матрицы </w:t>
       </w:r>
       <m:oMath>
         <m:r>
@@ -15709,7 +15717,10 @@
       <w:bookmarkStart w:id="28" w:name="bm_4_разложение_как_сумма_матриц_ранга_1"/>
       <w:bookmarkStart w:id="29" w:name="_Toc226335120"/>
       <w:r>
-        <w:t>1.2.4. Разложение как сумма матриц ранга 1</w:t>
+        <w:t>1.2.3</w:t>
+      </w:r>
+      <w:r>
+        <w:t xml:space="preserve"> Разложение как сумма матриц ранга 1</w:t>
       </w:r>
       <w:bookmarkEnd w:id="28"/>
       <w:bookmarkEnd w:id="29"/>
@@ -20914,15 +20925,7 @@
         <w:pStyle w:val="TNR14"/>
       </w:pPr>
       <w:r>
-        <w:t xml:space="preserve">где N — длина сигнала. Для применения метода сингулярного разложения сигнал сначала преобразуется в матрицу Ханкеля, затем выполняется </w:t>
-      </w:r>
-      <w:proofErr w:type="spellStart"/>
-      <w:r>
-        <w:t>низкоранговая</w:t>
-      </w:r>
-      <w:proofErr w:type="spellEnd"/>
-      <w:r>
-        <w:t xml:space="preserve"> аппроксимация, после чего результат обратно переводится в одномерную форму.</w:t>
+        <w:t>где N — длина сигнала. Для применения метода сингулярного разложения сигнал сначала преобразуется в матрицу Ханкеля, затем выполняется низкоранговая аппроксимация, после чего результат обратно переводится в одномерную форму.</w:t>
       </w:r>
     </w:p>
     <w:p>
@@ -20984,21 +20987,7 @@
               <w:rFonts w:ascii="Cambria Math" w:hAnsi="Cambria Math"/>
               <w:lang w:val="en-US"/>
             </w:rPr>
-            <m:t>m=</m:t>
-          </m:r>
-          <m:r>
-            <w:rPr>
-              <w:rFonts w:ascii="Cambria Math" w:hAnsi="Cambria Math"/>
-              <w:lang w:val="en-US"/>
-            </w:rPr>
-            <m:t>L</m:t>
-          </m:r>
-          <m:r>
-            <w:rPr>
-              <w:rFonts w:ascii="Cambria Math" w:hAnsi="Cambria Math"/>
-              <w:lang w:val="en-US"/>
-            </w:rPr>
-            <m:t>,</m:t>
+            <m:t>m=L,</m:t>
           </m:r>
           <m:r>
             <m:rPr>
@@ -21039,9 +21028,6 @@
     <w:p>
       <w:pPr>
         <w:pStyle w:val="TNR14"/>
-        <w:rPr>
-          <w:lang w:val="en-US"/>
-        </w:rPr>
       </w:pPr>
     </w:p>
     <w:p>
@@ -21264,15 +21250,7 @@
         <w:pStyle w:val="TNR14"/>
       </w:pPr>
       <w:r>
-        <w:t>Таким образом, каждый элемент матрицы совпадает с соответствующим отсчётом исходного сигнала. При этом элементы, лежащие на одной побочной диагонали, одинаковы, поскольку для них сумма индексов (</w:t>
-      </w:r>
-      <w:proofErr w:type="spellStart"/>
-      <w:r>
-        <w:t>i+j</w:t>
-      </w:r>
-      <w:proofErr w:type="spellEnd"/>
-      <w:r>
-        <w:t>) постоянна.</w:t>
+        <w:t>Таким образом, каждый элемент матрицы совпадает с соответствующим отсчётом исходного сигнала. При этом элементы, лежащие на одной побочной диагонали, одинаковы, поскольку для них сумма индексов (i+j) постоянна.</w:t>
       </w:r>
     </w:p>
     <w:p>
@@ -24967,6 +24945,7 @@
     <w:p>
       <w:r>
         <w:rPr>
+          <w:noProof/>
           <w:lang w:val="en-US"/>
         </w:rPr>
         <w:drawing>
@@ -25184,6 +25163,7 @@
       </w:pPr>
       <w:r>
         <w:rPr>
+          <w:noProof/>
           <w:lang w:val="en-US"/>
         </w:rPr>
         <w:drawing>
@@ -25345,14 +25325,7 @@
               <w:rFonts w:ascii="Cambria Math" w:hAnsi="Cambria Math"/>
               <w:lang w:val="en-US"/>
             </w:rPr>
-            <m:t>;</m:t>
-          </m:r>
-          <m:r>
-            <w:rPr>
-              <w:rFonts w:ascii="Cambria Math" w:hAnsi="Cambria Math"/>
-              <w:lang w:val="en-US"/>
-            </w:rPr>
-            <m:t xml:space="preserve"> </m:t>
+            <m:t xml:space="preserve">; </m:t>
           </m:r>
           <m:sSub>
             <m:sSubPr>
@@ -25388,14 +25361,7 @@
               <w:rFonts w:ascii="Cambria Math" w:hAnsi="Cambria Math"/>
               <w:lang w:val="en-US"/>
             </w:rPr>
-            <m:t>=73,24;</m:t>
-          </m:r>
-          <m:r>
-            <w:rPr>
-              <w:rFonts w:ascii="Cambria Math" w:hAnsi="Cambria Math"/>
-              <w:lang w:val="en-US"/>
-            </w:rPr>
-            <m:t xml:space="preserve"> </m:t>
+            <m:t xml:space="preserve">=73,24; </m:t>
           </m:r>
           <m:sSub>
             <m:sSubPr>
@@ -25431,14 +25397,7 @@
               <w:rFonts w:ascii="Cambria Math" w:hAnsi="Cambria Math"/>
               <w:lang w:val="en-US"/>
             </w:rPr>
-            <m:t>=19,08</m:t>
-          </m:r>
-          <m:r>
-            <w:rPr>
-              <w:rFonts w:ascii="Cambria Math" w:hAnsi="Cambria Math"/>
-              <w:lang w:val="en-US"/>
-            </w:rPr>
-            <m:t xml:space="preserve">; </m:t>
+            <m:t xml:space="preserve">=19,08; </m:t>
           </m:r>
           <m:sSub>
             <m:sSubPr>
@@ -25480,42 +25439,7 @@
               <w:rFonts w:ascii="Cambria Math" w:hAnsi="Cambria Math"/>
               <w:lang w:val="en-US"/>
             </w:rPr>
-            <m:t>=18,82</m:t>
-          </m:r>
-          <m:r>
-            <w:rPr>
-              <w:rFonts w:ascii="Cambria Math" w:hAnsi="Cambria Math"/>
-              <w:lang w:val="en-US"/>
-            </w:rPr>
-            <m:t>;</m:t>
-          </m:r>
-          <m:r>
-            <w:rPr>
-              <w:rFonts w:ascii="Cambria Math" w:hAnsi="Cambria Math"/>
-              <w:lang w:val="en-US"/>
-            </w:rPr>
-            <m:t xml:space="preserve"> </m:t>
-          </m:r>
-          <m:r>
-            <w:rPr>
-              <w:rFonts w:ascii="Cambria Math" w:hAnsi="Cambria Math"/>
-              <w:lang w:val="en-US"/>
-            </w:rPr>
-            <m:t xml:space="preserve"> </m:t>
-          </m:r>
-          <m:r>
-            <w:rPr>
-              <w:rFonts w:ascii="Cambria Math" w:hAnsi="Cambria Math"/>
-              <w:lang w:val="en-US"/>
-            </w:rPr>
-            <m:t>...</m:t>
-          </m:r>
-          <m:r>
-            <w:rPr>
-              <w:rFonts w:ascii="Cambria Math" w:hAnsi="Cambria Math"/>
-              <w:lang w:val="en-US"/>
-            </w:rPr>
-            <m:t xml:space="preserve">  </m:t>
+            <m:t xml:space="preserve">=18,82;  ...  </m:t>
           </m:r>
           <m:sSub>
             <m:sSubPr>
@@ -25557,14 +25481,7 @@
               <w:rFonts w:ascii="Cambria Math" w:hAnsi="Cambria Math"/>
               <w:lang w:val="en-US"/>
             </w:rPr>
-            <m:t>=</m:t>
-          </m:r>
-          <m:r>
-            <w:rPr>
-              <w:rFonts w:ascii="Cambria Math" w:hAnsi="Cambria Math"/>
-              <w:lang w:val="en-US"/>
-            </w:rPr>
-            <m:t>3,23</m:t>
+            <m:t>=3,23</m:t>
           </m:r>
         </m:oMath>
       </m:oMathPara>
@@ -25572,9 +25489,6 @@
     <w:p>
       <w:pPr>
         <w:pStyle w:val="TNR14"/>
-        <w:rPr>
-          <w:lang w:val="en-US"/>
-        </w:rPr>
       </w:pPr>
       <w:r>
         <w:t>Оставляем только первые 2 сингулярных числа</w:t>
@@ -25783,6 +25697,9 @@
             </m:sup>
           </m:sSubSup>
           <m:r>
+            <m:rPr>
+              <m:sty m:val="p"/>
+            </m:rPr>
             <w:rPr>
               <w:rFonts w:eastAsiaTheme="minorEastAsia"/>
             </w:rPr>
@@ -25835,6 +25752,9 @@
     </w:p>
     <w:p>
       <w:r>
+        <w:rPr>
+          <w:noProof/>
+        </w:rPr>
         <w:drawing>
           <wp:inline distT="0" distB="0" distL="0" distR="0" wp14:anchorId="262F3A1F" wp14:editId="481763B6">
             <wp:extent cx="5940425" cy="1407795"/>
@@ -25906,27 +25826,27 @@
         <w:pStyle w:val="TNR14"/>
       </w:pPr>
       <w:r>
-        <w:t xml:space="preserve">Несмотря на сложность </w:t>
-      </w:r>
-      <w:r>
-        <w:t>сингулярного разложения фильтрация на его основе позволяет восстановить зашумленный сигнал с высокой точностью, при этом не требуя ничего, кроме самого дискретного сигнала.</w:t>
+        <w:t>Б</w:t>
+      </w:r>
+      <w:r>
+        <w:t>ыл рассмотрен метод фильтрации дискретных сигналов с использованием сингулярного разложения. Показано, что преобразование сигнала в матрицу Ханкеля, последующее низкоранговое приближение и обратное диагональное усреднение позволяют эффективно подавлять шум и сохранять основную структуру сигнала. Метод SVD является удобным инструментом для обработки сигналов, так как</w:t>
+      </w:r>
+      <w:r>
+        <w:t xml:space="preserve"> имеет</w:t>
+      </w:r>
+      <w:r>
+        <w:t xml:space="preserve"> высок</w:t>
+      </w:r>
+      <w:r>
+        <w:t xml:space="preserve">ую </w:t>
+      </w:r>
+      <w:r>
+        <w:t>точностью восстановления.</w:t>
       </w:r>
     </w:p>
     <w:p>
       <w:pPr>
         <w:pStyle w:val="TNR14"/>
-      </w:pPr>
-    </w:p>
-    <w:p>
-      <w:pPr>
-        <w:spacing w:after="160" w:line="278" w:lineRule="auto"/>
-        <w:jc w:val="left"/>
-        <w:rPr>
-          <w:rFonts w:eastAsia="Calibri" w:cs="Times New Roman"/>
-          <w:color w:val="000000" w:themeColor="text1"/>
-          <w:sz w:val="28"/>
-          <w:szCs w:val="24"/>
-        </w:rPr>
       </w:pPr>
       <w:r>
         <w:br w:type="page"/>

--- a/Филимонов А. В/Фильтрация сингулярным разложением.docx
+++ b/Филимонов А. В/Фильтрация сингулярным разложением.docx
@@ -17796,6 +17796,9 @@
             </m:sSubPr>
             <m:e>
               <m:r>
+                <m:rPr>
+                  <m:sty m:val="p"/>
+                </m:rPr>
                 <w:rPr>
                   <w:rFonts w:ascii="Cambria Math" w:eastAsia="Calibri" w:hAnsi="Cambria Math" w:cs="Times New Roman"/>
                   <w:color w:val="000000" w:themeColor="text1"/>
@@ -17804,6 +17807,14 @@
                 </w:rPr>
                 <m:t>u</m:t>
               </m:r>
+              <m:ctrlPr>
+                <w:rPr>
+                  <w:rFonts w:ascii="Cambria Math" w:eastAsia="Calibri" w:hAnsi="Cambria Math" w:cs="Times New Roman"/>
+                  <w:color w:val="000000" w:themeColor="text1"/>
+                  <w:sz w:val="28"/>
+                  <w:szCs w:val="24"/>
+                </w:rPr>
+              </m:ctrlPr>
             </m:e>
             <m:sub>
               <m:r>
@@ -17831,6 +17842,9 @@
             </m:sSubSupPr>
             <m:e>
               <m:r>
+                <m:rPr>
+                  <m:sty m:val="p"/>
+                </m:rPr>
                 <w:rPr>
                   <w:rFonts w:ascii="Cambria Math" w:eastAsia="Calibri" w:hAnsi="Cambria Math" w:cs="Times New Roman"/>
                   <w:color w:val="000000" w:themeColor="text1"/>
@@ -17839,6 +17853,14 @@
                 </w:rPr>
                 <m:t>v</m:t>
               </m:r>
+              <m:ctrlPr>
+                <w:rPr>
+                  <w:rFonts w:ascii="Cambria Math" w:eastAsia="Calibri" w:hAnsi="Cambria Math" w:cs="Times New Roman"/>
+                  <w:color w:val="000000" w:themeColor="text1"/>
+                  <w:sz w:val="28"/>
+                  <w:szCs w:val="24"/>
+                </w:rPr>
+              </m:ctrlPr>
             </m:e>
             <m:sub>
               <m:r>
@@ -17853,6 +17875,9 @@
             </m:sub>
             <m:sup>
               <m:r>
+                <m:rPr>
+                  <m:sty m:val="p"/>
+                </m:rPr>
                 <w:rPr>
                   <w:rFonts w:ascii="Cambria Math" w:eastAsia="Calibri" w:hAnsi="Cambria Math" w:cs="Times New Roman"/>
                   <w:color w:val="000000" w:themeColor="text1"/>
@@ -17897,7 +17922,7 @@
                   <m:ctrlPr>
                     <w:rPr>
                       <w:rFonts w:ascii="Cambria Math" w:eastAsia="Cambria Math" w:hAnsi="Cambria Math" w:cs="Cambria Math"/>
-                      <w:color w:val="000000" w:themeColor="text1"/>
+                      <w:color w:val="D1D1D1" w:themeColor="background2" w:themeShade="E6"/>
                       <w:sz w:val="28"/>
                       <w:szCs w:val="24"/>
                     </w:rPr>
@@ -17918,7 +17943,7 @@
                       <w:rPr>
                         <w:rFonts w:ascii="Cambria Math" w:eastAsia="Calibri" w:hAnsi="Cambria Math" w:cs="Times New Roman"/>
                         <w:i/>
-                        <w:color w:val="000000" w:themeColor="text1"/>
+                        <w:color w:val="D1D1D1" w:themeColor="background2" w:themeShade="E6"/>
                         <w:sz w:val="28"/>
                         <w:szCs w:val="24"/>
                       </w:rPr>
@@ -17940,7 +17965,7 @@
                       <w:rPr>
                         <w:rFonts w:ascii="Cambria Math" w:eastAsia="Calibri" w:hAnsi="Cambria Math" w:cs="Times New Roman"/>
                         <w:i/>
-                        <w:color w:val="000000" w:themeColor="text1"/>
+                        <w:color w:val="D1D1D1" w:themeColor="background2" w:themeShade="E6"/>
                         <w:sz w:val="28"/>
                         <w:szCs w:val="24"/>
                       </w:rPr>
@@ -20248,8 +20273,6 @@
             </w:rPr>
             <m:t>.</m:t>
           </m:r>
-          <w:bookmarkStart w:id="36" w:name="fnref1_23"/>
-          <w:bookmarkEnd w:id="36"/>
         </m:oMath>
       </m:oMathPara>
     </w:p>
@@ -20663,8 +20686,8 @@
           <m:t>.</m:t>
         </m:r>
       </m:oMath>
-      <w:bookmarkStart w:id="37" w:name="fnref1_24"/>
-      <w:bookmarkEnd w:id="37"/>
+      <w:bookmarkStart w:id="36" w:name="fnref1_24"/>
+      <w:bookmarkEnd w:id="36"/>
       <w:r>
         <w:rPr>
           <w:rFonts w:eastAsia="Calibri" w:cs="Times New Roman"/>
@@ -20724,14 +20747,14 @@
         <w:pStyle w:val="13"/>
         <w:jc w:val="both"/>
       </w:pPr>
-      <w:bookmarkStart w:id="38" w:name="_Toc226335121"/>
+      <w:bookmarkStart w:id="37" w:name="_Toc226335121"/>
       <w:r>
         <w:t xml:space="preserve">2. </w:t>
       </w:r>
       <w:r>
         <w:t>Фильтрация</w:t>
       </w:r>
-      <w:bookmarkEnd w:id="38"/>
+      <w:bookmarkEnd w:id="37"/>
       <w:r>
         <w:t xml:space="preserve"> </w:t>
       </w:r>
@@ -20769,9 +20792,6 @@
     <w:p>
       <w:pPr>
         <w:pStyle w:val="TNR14"/>
-        <w:rPr>
-          <w:lang w:val="en-US"/>
-        </w:rPr>
       </w:pPr>
     </w:p>
     <w:p>
@@ -20925,7 +20945,15 @@
         <w:pStyle w:val="TNR14"/>
       </w:pPr>
       <w:r>
-        <w:t>где N — длина сигнала. Для применения метода сингулярного разложения сигнал сначала преобразуется в матрицу Ханкеля, затем выполняется низкоранговая аппроксимация, после чего результат обратно переводится в одномерную форму.</w:t>
+        <w:t xml:space="preserve">где N — длина сигнала. Для применения метода сингулярного разложения сигнал сначала преобразуется в матрицу Ханкеля, затем выполняется </w:t>
+      </w:r>
+      <w:proofErr w:type="spellStart"/>
+      <w:r>
+        <w:t>низкоранговая</w:t>
+      </w:r>
+      <w:proofErr w:type="spellEnd"/>
+      <w:r>
+        <w:t xml:space="preserve"> аппроксимация, после чего результат обратно переводится в одномерную форму.</w:t>
       </w:r>
     </w:p>
     <w:p>
@@ -20937,14 +20965,14 @@
       <w:pPr>
         <w:pStyle w:val="21"/>
       </w:pPr>
-      <w:bookmarkStart w:id="39" w:name="_Toc226335122"/>
+      <w:bookmarkStart w:id="38" w:name="_Toc226335122"/>
       <w:r>
         <w:t>2.</w:t>
       </w:r>
       <w:r>
         <w:t>1. Построение матрицы Ханкеля</w:t>
       </w:r>
-      <w:bookmarkEnd w:id="39"/>
+      <w:bookmarkEnd w:id="38"/>
     </w:p>
     <w:p>
       <w:pPr>
@@ -21250,7 +21278,15 @@
         <w:pStyle w:val="TNR14"/>
       </w:pPr>
       <w:r>
-        <w:t>Таким образом, каждый элемент матрицы совпадает с соответствующим отсчётом исходного сигнала. При этом элементы, лежащие на одной побочной диагонали, одинаковы, поскольку для них сумма индексов (i+j) постоянна.</w:t>
+        <w:t>Таким образом, каждый элемент матрицы совпадает с соответствующим отсчётом исходного сигнала. При этом элементы, лежащие на одной побочной диагонали, одинаковы, поскольку для них сумма индексов (</w:t>
+      </w:r>
+      <w:proofErr w:type="spellStart"/>
+      <w:r>
+        <w:t>i+j</w:t>
+      </w:r>
+      <w:proofErr w:type="spellEnd"/>
+      <w:r>
+        <w:t>) постоянна.</w:t>
       </w:r>
     </w:p>
     <w:p>
@@ -22128,7 +22164,7 @@
       <w:pPr>
         <w:pStyle w:val="21"/>
       </w:pPr>
-      <w:bookmarkStart w:id="40" w:name="_Toc226335123"/>
+      <w:bookmarkStart w:id="39" w:name="_Toc226335123"/>
       <w:r>
         <w:lastRenderedPageBreak/>
         <w:t>2.</w:t>
@@ -22136,7 +22172,7 @@
       <w:r>
         <w:t>2. Сингулярное разложение</w:t>
       </w:r>
-      <w:bookmarkEnd w:id="40"/>
+      <w:bookmarkEnd w:id="39"/>
     </w:p>
     <w:p>
       <w:pPr>
@@ -22764,14 +22800,14 @@
       <w:pPr>
         <w:pStyle w:val="21"/>
       </w:pPr>
-      <w:bookmarkStart w:id="41" w:name="_Toc226335124"/>
+      <w:bookmarkStart w:id="40" w:name="_Toc226335124"/>
       <w:r>
         <w:t>2.</w:t>
       </w:r>
       <w:r>
         <w:t>3. Обратное преобразование к одномерному сигналу</w:t>
       </w:r>
-      <w:bookmarkEnd w:id="41"/>
+      <w:bookmarkEnd w:id="40"/>
     </w:p>
     <w:p>
       <w:pPr>
@@ -24092,14 +24128,14 @@
       <w:pPr>
         <w:pStyle w:val="21"/>
       </w:pPr>
-      <w:bookmarkStart w:id="42" w:name="_Toc226335125"/>
+      <w:bookmarkStart w:id="41" w:name="_Toc226335125"/>
       <w:r>
         <w:t>2.</w:t>
       </w:r>
       <w:r>
         <w:t>4. Итоговый алгоритм</w:t>
       </w:r>
-      <w:bookmarkEnd w:id="42"/>
+      <w:bookmarkEnd w:id="41"/>
     </w:p>
     <w:p>
       <w:pPr>
@@ -24905,11 +24941,11 @@
       <w:pPr>
         <w:pStyle w:val="21"/>
       </w:pPr>
-      <w:bookmarkStart w:id="43" w:name="_Toc226335126"/>
+      <w:bookmarkStart w:id="42" w:name="_Toc226335126"/>
       <w:r>
         <w:t>2.5 Пример фильтрации синусоидального сигнала</w:t>
       </w:r>
-      <w:bookmarkEnd w:id="43"/>
+      <w:bookmarkEnd w:id="42"/>
     </w:p>
     <w:p>
       <w:pPr>
@@ -25815,11 +25851,11 @@
         <w:pStyle w:val="13"/>
         <w:jc w:val="both"/>
       </w:pPr>
-      <w:bookmarkStart w:id="44" w:name="_Toc226335127"/>
+      <w:bookmarkStart w:id="43" w:name="_Toc226335127"/>
       <w:r>
         <w:t>Вывод</w:t>
       </w:r>
-      <w:bookmarkEnd w:id="44"/>
+      <w:bookmarkEnd w:id="43"/>
     </w:p>
     <w:p>
       <w:pPr>
@@ -25829,7 +25865,15 @@
         <w:t>Б</w:t>
       </w:r>
       <w:r>
-        <w:t>ыл рассмотрен метод фильтрации дискретных сигналов с использованием сингулярного разложения. Показано, что преобразование сигнала в матрицу Ханкеля, последующее низкоранговое приближение и обратное диагональное усреднение позволяют эффективно подавлять шум и сохранять основную структуру сигнала. Метод SVD является удобным инструментом для обработки сигналов, так как</w:t>
+        <w:t xml:space="preserve">ыл рассмотрен метод фильтрации дискретных сигналов с использованием сингулярного разложения. Показано, что преобразование сигнала в матрицу Ханкеля, последующее </w:t>
+      </w:r>
+      <w:proofErr w:type="spellStart"/>
+      <w:r>
+        <w:t>низкоранговое</w:t>
+      </w:r>
+      <w:proofErr w:type="spellEnd"/>
+      <w:r>
+        <w:t xml:space="preserve"> приближение и обратное диагональное усреднение позволяют эффективно подавлять шум и сохранять основную структуру сигнала. Метод SVD является удобным инструментом для обработки сигналов, так как</w:t>
       </w:r>
       <w:r>
         <w:t xml:space="preserve"> имеет</w:t>
@@ -25859,12 +25903,12 @@
           <w:lang w:val="en-US"/>
         </w:rPr>
       </w:pPr>
-      <w:bookmarkStart w:id="45" w:name="_Toc226335128"/>
+      <w:bookmarkStart w:id="44" w:name="_Toc226335128"/>
       <w:r>
         <w:lastRenderedPageBreak/>
         <w:t>Источники</w:t>
       </w:r>
-      <w:bookmarkEnd w:id="45"/>
+      <w:bookmarkEnd w:id="44"/>
     </w:p>
     <w:p>
       <w:pPr>
@@ -27917,6 +27961,7 @@
   <w:style w:type="character" w:default="1" w:styleId="a0">
     <w:name w:val="Default Paragraph Font"/>
     <w:uiPriority w:val="1"/>
+    <w:semiHidden/>
     <w:unhideWhenUsed/>
   </w:style>
   <w:style w:type="table" w:default="1" w:styleId="a1">
